--- a/doc/synopsis.docx
+++ b/doc/synopsis.docx
@@ -4,7 +4,7 @@
   <w:body>
     <w:p>
       <w:pPr>
-        <w:spacing w:before="60" w:after="60" w:line="240" w:lineRule="auto"/>
+        <w:spacing w:before="40" w:after="0" w:line="240" w:lineRule="auto"/>
         <w:jc w:val="both"/>
         <w:rPr>
           <w:rFonts w:ascii="Times New Roman" w:hAnsi="Times New Roman" w:cs="Times New Roman"/>
@@ -22,67 +22,27 @@
           <w:sz w:val="22"/>
           <w:szCs w:val="22"/>
         </w:rPr>
-        <w:t xml:space="preserve">TRACED: </w:t>
-      </w:r>
-      <w:r>
-        <w:rPr>
-          <w:rFonts w:ascii="Times New Roman" w:hAnsi="Times New Roman" w:cs="Times New Roman"/>
-          <w:b/>
-          <w:bCs/>
-          <w:sz w:val="22"/>
-          <w:szCs w:val="22"/>
-        </w:rPr>
-        <w:t>A</w:t>
-      </w:r>
-      <w:r>
-        <w:rPr>
-          <w:rFonts w:ascii="Times New Roman" w:hAnsi="Times New Roman" w:cs="Times New Roman"/>
-          <w:b/>
-          <w:bCs/>
-          <w:sz w:val="22"/>
-          <w:szCs w:val="22"/>
-        </w:rPr>
-        <w:t>n AI-driven,</w:t>
-      </w:r>
-      <w:r>
-        <w:rPr>
-          <w:rFonts w:ascii="Times New Roman" w:hAnsi="Times New Roman" w:cs="Times New Roman"/>
-          <w:b/>
-          <w:bCs/>
-          <w:sz w:val="22"/>
-          <w:szCs w:val="22"/>
-        </w:rPr>
-        <w:t xml:space="preserve"> Longitudinal</w:t>
-      </w:r>
-      <w:r>
-        <w:rPr>
-          <w:rFonts w:ascii="Times New Roman" w:hAnsi="Times New Roman" w:cs="Times New Roman"/>
-          <w:b/>
-          <w:bCs/>
-          <w:sz w:val="22"/>
-          <w:szCs w:val="22"/>
-        </w:rPr>
-        <w:t xml:space="preserve">, </w:t>
-      </w:r>
-      <w:r>
-        <w:rPr>
-          <w:rFonts w:ascii="Times New Roman" w:hAnsi="Times New Roman" w:cs="Times New Roman"/>
-          <w:b/>
-          <w:bCs/>
-          <w:sz w:val="22"/>
-          <w:szCs w:val="22"/>
-        </w:rPr>
-        <w:t>R</w:t>
-      </w:r>
-      <w:r>
-        <w:rPr>
-          <w:rFonts w:ascii="Times New Roman" w:hAnsi="Times New Roman" w:cs="Times New Roman"/>
-          <w:b/>
-          <w:bCs/>
-          <w:sz w:val="22"/>
-          <w:szCs w:val="22"/>
-        </w:rPr>
-        <w:t>eal-time</w:t>
+        <w:t xml:space="preserve">TransitPD: </w:t>
+      </w:r>
+      <w:r>
+        <w:rPr>
+          <w:rFonts w:ascii="Times New Roman" w:hAnsi="Times New Roman" w:cs="Times New Roman"/>
+          <w:b/>
+          <w:bCs/>
+          <w:sz w:val="22"/>
+          <w:szCs w:val="22"/>
+        </w:rPr>
+        <w:t>A Longitudinal, Real-time</w:t>
+      </w:r>
+      <w:r>
+        <w:rPr>
+          <w:rFonts w:ascii="Times New Roman" w:hAnsi="Times New Roman" w:cs="Times New Roman"/>
+          <w:b/>
+          <w:bCs/>
+          <w:sz w:val="22"/>
+          <w:szCs w:val="22"/>
+        </w:rPr>
+        <w:t>,</w:t>
       </w:r>
       <w:r>
         <w:rPr>
@@ -102,6 +62,26 @@
           <w:sz w:val="22"/>
           <w:szCs w:val="22"/>
         </w:rPr>
+        <w:t>AI-driven</w:t>
+      </w:r>
+      <w:r>
+        <w:rPr>
+          <w:rFonts w:ascii="Times New Roman" w:hAnsi="Times New Roman" w:cs="Times New Roman"/>
+          <w:b/>
+          <w:bCs/>
+          <w:sz w:val="22"/>
+          <w:szCs w:val="22"/>
+        </w:rPr>
+        <w:t xml:space="preserve"> </w:t>
+      </w:r>
+      <w:r>
+        <w:rPr>
+          <w:rFonts w:ascii="Times New Roman" w:hAnsi="Times New Roman" w:cs="Times New Roman"/>
+          <w:b/>
+          <w:bCs/>
+          <w:sz w:val="22"/>
+          <w:szCs w:val="22"/>
+        </w:rPr>
         <w:t xml:space="preserve">National </w:t>
       </w:r>
       <w:r>
@@ -123,21 +103,11 @@
           <w:szCs w:val="22"/>
         </w:rPr>
         <w:t>Transit Performance Database</w:t>
-      </w:r>
-      <w:r>
-        <w:rPr>
-          <w:rFonts w:ascii="Times New Roman" w:hAnsi="Times New Roman" w:cs="Times New Roman"/>
-          <w:b/>
-          <w:bCs/>
-          <w:sz w:val="22"/>
-          <w:szCs w:val="22"/>
-        </w:rPr>
-        <w:t xml:space="preserve"> </w:t>
       </w:r>
     </w:p>
     <w:p>
       <w:pPr>
-        <w:spacing w:before="60" w:after="60" w:line="240" w:lineRule="auto"/>
+        <w:spacing w:before="40" w:after="120" w:line="240" w:lineRule="auto"/>
         <w:jc w:val="both"/>
         <w:rPr>
           <w:rFonts w:ascii="Times New Roman" w:hAnsi="Times New Roman" w:cs="Times New Roman"/>
@@ -157,10 +127,43 @@
         </w:rPr>
         <w:t>Luyu Liu, Auburn University</w:t>
       </w:r>
+      <w:r>
+        <w:rPr>
+          <w:rFonts w:ascii="Times New Roman" w:hAnsi="Times New Roman" w:cs="Times New Roman"/>
+          <w:i/>
+          <w:iCs/>
+          <w:sz w:val="22"/>
+          <w:szCs w:val="22"/>
+        </w:rPr>
+        <w:t xml:space="preserve"> (</w:t>
+      </w:r>
+      <w:hyperlink r:id="rId5" w:history="1">
+        <w:r>
+          <w:rPr>
+            <w:rStyle w:val="Hyperlink"/>
+            <w:rFonts w:ascii="Times New Roman" w:hAnsi="Times New Roman" w:cs="Times New Roman"/>
+            <w:i/>
+            <w:iCs/>
+            <w:sz w:val="22"/>
+            <w:szCs w:val="22"/>
+          </w:rPr>
+          <w:t>luyuliu@auburn.edu</w:t>
+        </w:r>
+      </w:hyperlink>
+      <w:r>
+        <w:rPr>
+          <w:rFonts w:ascii="Times New Roman" w:hAnsi="Times New Roman" w:cs="Times New Roman"/>
+          <w:i/>
+          <w:iCs/>
+          <w:sz w:val="22"/>
+          <w:szCs w:val="22"/>
+        </w:rPr>
+        <w:t>)</w:t>
+      </w:r>
     </w:p>
     <w:p>
       <w:pPr>
-        <w:spacing w:before="60" w:after="60" w:line="240" w:lineRule="auto"/>
+        <w:spacing w:before="40" w:after="0" w:line="240" w:lineRule="auto"/>
         <w:jc w:val="both"/>
         <w:rPr>
           <w:rFonts w:ascii="Times New Roman" w:hAnsi="Times New Roman" w:cs="Times New Roman"/>
@@ -174,31 +177,31 @@
           <w:sz w:val="22"/>
           <w:szCs w:val="22"/>
         </w:rPr>
-        <w:t>Public transportation systems are critical infrastructure that shape mobility, equity, and economic vitality across the United States</w:t>
-      </w:r>
-      <w:r>
-        <w:rPr>
-          <w:rFonts w:ascii="Times New Roman" w:hAnsi="Times New Roman" w:cs="Times New Roman"/>
-          <w:sz w:val="22"/>
-          <w:szCs w:val="22"/>
-        </w:rPr>
-        <w:t xml:space="preserve">, with </w:t>
-      </w:r>
-      <w:r>
-        <w:rPr>
-          <w:rFonts w:ascii="Times New Roman" w:hAnsi="Times New Roman" w:cs="Times New Roman"/>
-          <w:sz w:val="22"/>
-          <w:szCs w:val="22"/>
-        </w:rPr>
-        <w:t xml:space="preserve">annually </w:t>
-      </w:r>
-      <w:r>
-        <w:rPr>
-          <w:rFonts w:ascii="Times New Roman" w:hAnsi="Times New Roman" w:cs="Times New Roman"/>
-          <w:sz w:val="22"/>
-          <w:szCs w:val="22"/>
-        </w:rPr>
-        <w:t xml:space="preserve">80 billion </w:t>
+        <w:t xml:space="preserve">Public transportation systems are critical infrastructure that shape mobility, </w:t>
+      </w:r>
+      <w:r>
+        <w:rPr>
+          <w:rFonts w:ascii="Times New Roman" w:hAnsi="Times New Roman" w:cs="Times New Roman"/>
+          <w:sz w:val="22"/>
+          <w:szCs w:val="22"/>
+        </w:rPr>
+        <w:t>social cohesion</w:t>
+      </w:r>
+      <w:r>
+        <w:rPr>
+          <w:rFonts w:ascii="Times New Roman" w:hAnsi="Times New Roman" w:cs="Times New Roman"/>
+          <w:sz w:val="22"/>
+          <w:szCs w:val="22"/>
+        </w:rPr>
+        <w:t>, and economic vitality across the United States</w:t>
+      </w:r>
+      <w:r>
+        <w:rPr>
+          <w:rFonts w:ascii="Times New Roman" w:hAnsi="Times New Roman" w:cs="Times New Roman"/>
+          <w:sz w:val="22"/>
+          <w:szCs w:val="22"/>
+        </w:rPr>
+        <w:t xml:space="preserve">, with annually 80 billion </w:t>
       </w:r>
       <w:r>
         <w:rPr>
@@ -266,15 +269,55 @@
           <w:sz w:val="22"/>
           <w:szCs w:val="22"/>
         </w:rPr>
-        <w:t xml:space="preserve">infrastructure to monitor and report </w:t>
-      </w:r>
-      <w:r>
-        <w:rPr>
-          <w:rFonts w:ascii="Times New Roman" w:hAnsi="Times New Roman" w:cs="Times New Roman"/>
-          <w:sz w:val="22"/>
-          <w:szCs w:val="22"/>
-        </w:rPr>
-        <w:t xml:space="preserve">the systems’ </w:t>
+        <w:t>infrastructure to monitor</w:t>
+      </w:r>
+      <w:r>
+        <w:rPr>
+          <w:rFonts w:ascii="Times New Roman" w:hAnsi="Times New Roman" w:cs="Times New Roman"/>
+          <w:sz w:val="22"/>
+          <w:szCs w:val="22"/>
+        </w:rPr>
+        <w:t xml:space="preserve">, report, and </w:t>
+      </w:r>
+      <w:r>
+        <w:rPr>
+          <w:rFonts w:ascii="Times New Roman" w:hAnsi="Times New Roman" w:cs="Times New Roman"/>
+          <w:sz w:val="22"/>
+          <w:szCs w:val="22"/>
+        </w:rPr>
+        <w:t xml:space="preserve">compare </w:t>
+      </w:r>
+      <w:r>
+        <w:rPr>
+          <w:rFonts w:ascii="Times New Roman" w:hAnsi="Times New Roman" w:cs="Times New Roman"/>
+          <w:sz w:val="22"/>
+          <w:szCs w:val="22"/>
+        </w:rPr>
+        <w:t>each</w:t>
+      </w:r>
+      <w:r>
+        <w:rPr>
+          <w:rFonts w:ascii="Times New Roman" w:hAnsi="Times New Roman" w:cs="Times New Roman"/>
+          <w:sz w:val="22"/>
+          <w:szCs w:val="22"/>
+        </w:rPr>
+        <w:t xml:space="preserve"> system</w:t>
+      </w:r>
+      <w:r>
+        <w:rPr>
+          <w:rFonts w:ascii="Times New Roman" w:hAnsi="Times New Roman" w:cs="Times New Roman"/>
+          <w:sz w:val="22"/>
+          <w:szCs w:val="22"/>
+        </w:rPr>
+        <w:t>’s</w:t>
+      </w:r>
+      <w:r>
+        <w:rPr>
+          <w:rFonts w:ascii="Times New Roman" w:hAnsi="Times New Roman" w:cs="Times New Roman"/>
+          <w:sz w:val="22"/>
+          <w:szCs w:val="22"/>
+        </w:rPr>
+        <w:t xml:space="preserve"> </w:t>
       </w:r>
       <w:r>
         <w:rPr>
@@ -314,7 +357,7 @@
           <w:sz w:val="22"/>
           <w:szCs w:val="22"/>
         </w:rPr>
-        <w:t>accessibility</w:t>
+        <w:t>reliability</w:t>
       </w:r>
       <w:r>
         <w:rPr>
@@ -366,47 +409,55 @@
           <w:sz w:val="22"/>
           <w:szCs w:val="22"/>
         </w:rPr>
-        <w:t>Current data</w:t>
-      </w:r>
-      <w:r>
-        <w:rPr>
-          <w:rFonts w:ascii="Times New Roman" w:hAnsi="Times New Roman" w:cs="Times New Roman"/>
-          <w:sz w:val="22"/>
-          <w:szCs w:val="22"/>
-        </w:rPr>
-        <w:t>,</w:t>
-      </w:r>
-      <w:r>
-        <w:rPr>
-          <w:rFonts w:ascii="Times New Roman" w:hAnsi="Times New Roman" w:cs="Times New Roman"/>
-          <w:sz w:val="22"/>
-          <w:szCs w:val="22"/>
-        </w:rPr>
-        <w:t xml:space="preserve"> such as GTFS-</w:t>
-      </w:r>
-      <w:r>
-        <w:rPr>
-          <w:rFonts w:ascii="Times New Roman" w:hAnsi="Times New Roman" w:cs="Times New Roman"/>
-          <w:sz w:val="22"/>
-          <w:szCs w:val="22"/>
-        </w:rPr>
-        <w:t>real-time</w:t>
-      </w:r>
-      <w:r>
-        <w:rPr>
-          <w:rFonts w:ascii="Times New Roman" w:hAnsi="Times New Roman" w:cs="Times New Roman"/>
-          <w:sz w:val="22"/>
-          <w:szCs w:val="22"/>
-        </w:rPr>
-        <w:t xml:space="preserve"> feeds</w:t>
-      </w:r>
-      <w:r>
-        <w:rPr>
-          <w:rFonts w:ascii="Times New Roman" w:hAnsi="Times New Roman" w:cs="Times New Roman"/>
-          <w:sz w:val="22"/>
-          <w:szCs w:val="22"/>
-        </w:rPr>
-        <w:t xml:space="preserve"> and</w:t>
+        <w:t>Current data, such as G</w:t>
+      </w:r>
+      <w:r>
+        <w:rPr>
+          <w:rFonts w:ascii="Times New Roman" w:hAnsi="Times New Roman" w:cs="Times New Roman"/>
+          <w:sz w:val="22"/>
+          <w:szCs w:val="22"/>
+        </w:rPr>
+        <w:t xml:space="preserve">eneral </w:t>
+      </w:r>
+      <w:r>
+        <w:rPr>
+          <w:rFonts w:ascii="Times New Roman" w:hAnsi="Times New Roman" w:cs="Times New Roman"/>
+          <w:sz w:val="22"/>
+          <w:szCs w:val="22"/>
+        </w:rPr>
+        <w:t>T</w:t>
+      </w:r>
+      <w:r>
+        <w:rPr>
+          <w:rFonts w:ascii="Times New Roman" w:hAnsi="Times New Roman" w:cs="Times New Roman"/>
+          <w:sz w:val="22"/>
+          <w:szCs w:val="22"/>
+        </w:rPr>
+        <w:t xml:space="preserve">ransit </w:t>
+      </w:r>
+      <w:r>
+        <w:rPr>
+          <w:rFonts w:ascii="Times New Roman" w:hAnsi="Times New Roman" w:cs="Times New Roman"/>
+          <w:sz w:val="22"/>
+          <w:szCs w:val="22"/>
+        </w:rPr>
+        <w:t>F</w:t>
+      </w:r>
+      <w:r>
+        <w:rPr>
+          <w:rFonts w:ascii="Times New Roman" w:hAnsi="Times New Roman" w:cs="Times New Roman"/>
+          <w:sz w:val="22"/>
+          <w:szCs w:val="22"/>
+        </w:rPr>
+        <w:t xml:space="preserve">eed Specification (GTFS) </w:t>
+      </w:r>
+      <w:r>
+        <w:rPr>
+          <w:rFonts w:ascii="Times New Roman" w:hAnsi="Times New Roman" w:cs="Times New Roman"/>
+          <w:sz w:val="22"/>
+          <w:szCs w:val="22"/>
+        </w:rPr>
+        <w:t>real-time feeds and</w:t>
       </w:r>
       <w:r>
         <w:rPr>
@@ -494,28 +545,228 @@
           <w:sz w:val="22"/>
           <w:szCs w:val="22"/>
         </w:rPr>
-        <w:t xml:space="preserve">of operators. This </w:t>
-      </w:r>
-      <w:r>
-        <w:rPr>
-          <w:rFonts w:ascii="Times New Roman" w:hAnsi="Times New Roman" w:cs="Times New Roman"/>
-          <w:sz w:val="22"/>
-          <w:szCs w:val="22"/>
-        </w:rPr>
-        <w:t xml:space="preserve">major gap </w:t>
-      </w:r>
-      <w:r>
-        <w:rPr>
-          <w:rFonts w:ascii="Times New Roman" w:hAnsi="Times New Roman" w:cs="Times New Roman"/>
-          <w:sz w:val="22"/>
-          <w:szCs w:val="22"/>
-        </w:rPr>
-        <w:t>limits our ability to evaluate reliability, identify information gaps, or understand how service quality shapes rider trust and behavior.</w:t>
+        <w:t xml:space="preserve">of operators. </w:t>
+      </w:r>
+      <w:r>
+        <w:rPr>
+          <w:rFonts w:ascii="Times New Roman" w:hAnsi="Times New Roman" w:cs="Times New Roman"/>
+          <w:sz w:val="22"/>
+          <w:szCs w:val="22"/>
+        </w:rPr>
+        <w:t xml:space="preserve">As system disruptions such as extreme weather or road emergencies grow more frequent, the lack of high-resolution data </w:t>
+      </w:r>
+      <w:r>
+        <w:rPr>
+          <w:rFonts w:ascii="Times New Roman" w:hAnsi="Times New Roman" w:cs="Times New Roman"/>
+          <w:sz w:val="22"/>
+          <w:szCs w:val="22"/>
+        </w:rPr>
+        <w:t xml:space="preserve">also </w:t>
+      </w:r>
+      <w:r>
+        <w:rPr>
+          <w:rFonts w:ascii="Times New Roman" w:hAnsi="Times New Roman" w:cs="Times New Roman"/>
+          <w:sz w:val="22"/>
+          <w:szCs w:val="22"/>
+        </w:rPr>
+        <w:t>limits our ability to assess network performance, recovery, and how service quality influences rider behavior and trust.</w:t>
+      </w:r>
+      <w:r>
+        <w:rPr>
+          <w:rFonts w:ascii="Times New Roman" w:hAnsi="Times New Roman" w:cs="Times New Roman"/>
+          <w:sz w:val="22"/>
+          <w:szCs w:val="22"/>
+        </w:rPr>
+        <w:t xml:space="preserve"> </w:t>
+      </w:r>
+      <w:r>
+        <w:rPr>
+          <w:rFonts w:ascii="Times New Roman" w:hAnsi="Times New Roman" w:cs="Times New Roman"/>
+          <w:sz w:val="22"/>
+          <w:szCs w:val="22"/>
+        </w:rPr>
+        <w:t xml:space="preserve">To close the gaps, we </w:t>
+      </w:r>
+      <w:r>
+        <w:rPr>
+          <w:rFonts w:ascii="Times New Roman" w:hAnsi="Times New Roman" w:cs="Times New Roman"/>
+          <w:sz w:val="22"/>
+          <w:szCs w:val="22"/>
+        </w:rPr>
+        <w:t>introduce</w:t>
+      </w:r>
+      <w:r>
+        <w:rPr>
+          <w:rFonts w:ascii="Times New Roman" w:hAnsi="Times New Roman" w:cs="Times New Roman"/>
+          <w:b/>
+          <w:bCs/>
+          <w:sz w:val="22"/>
+          <w:szCs w:val="22"/>
+        </w:rPr>
+        <w:t xml:space="preserve"> Transit</w:t>
+      </w:r>
+      <w:r>
+        <w:rPr>
+          <w:rFonts w:ascii="Times New Roman" w:hAnsi="Times New Roman" w:cs="Times New Roman"/>
+          <w:b/>
+          <w:bCs/>
+          <w:sz w:val="22"/>
+          <w:szCs w:val="22"/>
+        </w:rPr>
+        <w:t xml:space="preserve"> </w:t>
+      </w:r>
+      <w:r>
+        <w:rPr>
+          <w:rFonts w:ascii="Times New Roman" w:hAnsi="Times New Roman" w:cs="Times New Roman"/>
+          <w:b/>
+          <w:bCs/>
+          <w:sz w:val="22"/>
+          <w:szCs w:val="22"/>
+        </w:rPr>
+        <w:t xml:space="preserve">Performance </w:t>
+      </w:r>
+      <w:r>
+        <w:rPr>
+          <w:rFonts w:ascii="Times New Roman" w:hAnsi="Times New Roman" w:cs="Times New Roman"/>
+          <w:b/>
+          <w:bCs/>
+          <w:sz w:val="22"/>
+          <w:szCs w:val="22"/>
+        </w:rPr>
+        <w:t>Database (</w:t>
+      </w:r>
+      <w:r>
+        <w:rPr>
+          <w:rFonts w:ascii="Times New Roman" w:hAnsi="Times New Roman" w:cs="Times New Roman"/>
+          <w:b/>
+          <w:bCs/>
+          <w:sz w:val="22"/>
+          <w:szCs w:val="22"/>
+        </w:rPr>
+        <w:t>TransitPD</w:t>
+      </w:r>
+      <w:r>
+        <w:rPr>
+          <w:rFonts w:ascii="Times New Roman" w:hAnsi="Times New Roman" w:cs="Times New Roman"/>
+          <w:b/>
+          <w:bCs/>
+          <w:sz w:val="22"/>
+          <w:szCs w:val="22"/>
+        </w:rPr>
+        <w:t>)</w:t>
+      </w:r>
+      <w:r>
+        <w:rPr>
+          <w:rFonts w:ascii="Times New Roman" w:hAnsi="Times New Roman" w:cs="Times New Roman"/>
+          <w:sz w:val="22"/>
+          <w:szCs w:val="22"/>
+        </w:rPr>
+        <w:t xml:space="preserve">, a </w:t>
+      </w:r>
+      <w:r>
+        <w:rPr>
+          <w:rFonts w:ascii="Times New Roman" w:hAnsi="Times New Roman" w:cs="Times New Roman"/>
+          <w:sz w:val="22"/>
+          <w:szCs w:val="22"/>
+        </w:rPr>
+        <w:t>national infrastructure that records, analyzes, and synthesizes the</w:t>
+      </w:r>
+      <w:r>
+        <w:rPr>
+          <w:rFonts w:ascii="Times New Roman" w:hAnsi="Times New Roman" w:cs="Times New Roman"/>
+          <w:sz w:val="22"/>
+          <w:szCs w:val="22"/>
+        </w:rPr>
+        <w:t xml:space="preserve"> on-time </w:t>
+      </w:r>
+      <w:r>
+        <w:rPr>
+          <w:rFonts w:ascii="Times New Roman" w:hAnsi="Times New Roman" w:cs="Times New Roman"/>
+          <w:sz w:val="22"/>
+          <w:szCs w:val="22"/>
+        </w:rPr>
+        <w:t xml:space="preserve">performance </w:t>
+      </w:r>
+      <w:r>
+        <w:rPr>
+          <w:rFonts w:ascii="Times New Roman" w:hAnsi="Times New Roman" w:cs="Times New Roman"/>
+          <w:sz w:val="22"/>
+          <w:szCs w:val="22"/>
+        </w:rPr>
+        <w:t xml:space="preserve">of </w:t>
+      </w:r>
+      <w:r>
+        <w:rPr>
+          <w:rFonts w:ascii="Times New Roman" w:hAnsi="Times New Roman" w:cs="Times New Roman"/>
+          <w:sz w:val="22"/>
+          <w:szCs w:val="22"/>
+          <w:u w:val="single"/>
+        </w:rPr>
+        <w:t>over 100</w:t>
+      </w:r>
+      <w:r>
+        <w:rPr>
+          <w:rFonts w:ascii="Times New Roman" w:hAnsi="Times New Roman" w:cs="Times New Roman"/>
+          <w:sz w:val="22"/>
+          <w:szCs w:val="22"/>
+        </w:rPr>
+        <w:t xml:space="preserve"> </w:t>
+      </w:r>
+      <w:r>
+        <w:rPr>
+          <w:rFonts w:ascii="Times New Roman" w:hAnsi="Times New Roman" w:cs="Times New Roman"/>
+          <w:sz w:val="22"/>
+          <w:szCs w:val="22"/>
+        </w:rPr>
+        <w:t xml:space="preserve">major </w:t>
+      </w:r>
+      <w:r>
+        <w:rPr>
+          <w:rFonts w:ascii="Times New Roman" w:hAnsi="Times New Roman" w:cs="Times New Roman"/>
+          <w:sz w:val="22"/>
+          <w:szCs w:val="22"/>
+        </w:rPr>
+        <w:t xml:space="preserve">U.S. public transit systems </w:t>
+      </w:r>
+      <w:r>
+        <w:rPr>
+          <w:rFonts w:ascii="Times New Roman" w:hAnsi="Times New Roman" w:cs="Times New Roman"/>
+          <w:sz w:val="22"/>
+          <w:szCs w:val="22"/>
+          <w:u w:val="single"/>
+        </w:rPr>
+        <w:t>at 1-minute</w:t>
+      </w:r>
+      <w:r>
+        <w:rPr>
+          <w:rFonts w:ascii="Times New Roman" w:hAnsi="Times New Roman" w:cs="Times New Roman"/>
+          <w:sz w:val="22"/>
+          <w:szCs w:val="22"/>
+          <w:u w:val="single"/>
+        </w:rPr>
+        <w:t xml:space="preserve"> temporal resolution</w:t>
+      </w:r>
+      <w:r>
+        <w:rPr>
+          <w:rFonts w:ascii="Times New Roman" w:hAnsi="Times New Roman" w:cs="Times New Roman"/>
+          <w:sz w:val="22"/>
+          <w:szCs w:val="22"/>
+          <w:u w:val="single"/>
+        </w:rPr>
+        <w:t>.</w:t>
+      </w:r>
+      <w:r>
+        <w:rPr>
+          <w:rFonts w:ascii="Times New Roman" w:hAnsi="Times New Roman" w:cs="Times New Roman"/>
+          <w:sz w:val="22"/>
+          <w:szCs w:val="22"/>
+        </w:rPr>
+        <w:t xml:space="preserve"> </w:t>
       </w:r>
     </w:p>
     <w:p>
       <w:pPr>
-        <w:spacing w:before="60" w:after="60" w:line="240" w:lineRule="auto"/>
+        <w:spacing w:before="40" w:after="0" w:line="240" w:lineRule="auto"/>
         <w:jc w:val="both"/>
         <w:rPr>
           <w:rFonts w:ascii="Times New Roman" w:hAnsi="Times New Roman" w:cs="Times New Roman"/>
@@ -523,120 +774,992 @@
           <w:szCs w:val="22"/>
         </w:rPr>
       </w:pPr>
-      <w:r>
-        <w:rPr>
-          <w:rFonts w:ascii="Times New Roman" w:hAnsi="Times New Roman" w:cs="Times New Roman"/>
-          <w:sz w:val="22"/>
-          <w:szCs w:val="22"/>
-        </w:rPr>
-        <w:t xml:space="preserve">To close the gaps, we </w:t>
-      </w:r>
-      <w:r>
-        <w:rPr>
-          <w:rFonts w:ascii="Times New Roman" w:hAnsi="Times New Roman" w:cs="Times New Roman"/>
-          <w:b/>
-          <w:bCs/>
-          <w:sz w:val="22"/>
-          <w:szCs w:val="22"/>
-        </w:rPr>
-        <w:t>propose Transit</w:t>
-      </w:r>
-      <w:r>
-        <w:rPr>
-          <w:rFonts w:ascii="Times New Roman" w:hAnsi="Times New Roman" w:cs="Times New Roman"/>
-          <w:b/>
-          <w:bCs/>
-          <w:sz w:val="22"/>
-          <w:szCs w:val="22"/>
-        </w:rPr>
-        <w:t xml:space="preserve"> Reliability</w:t>
-      </w:r>
-      <w:r>
-        <w:rPr>
-          <w:rFonts w:ascii="Times New Roman" w:hAnsi="Times New Roman" w:cs="Times New Roman"/>
-          <w:b/>
-          <w:bCs/>
-          <w:sz w:val="22"/>
-          <w:szCs w:val="22"/>
-        </w:rPr>
-        <w:t>, Access</w:t>
-      </w:r>
-      <w:r>
-        <w:rPr>
-          <w:rFonts w:ascii="Times New Roman" w:hAnsi="Times New Roman" w:cs="Times New Roman"/>
-          <w:b/>
-          <w:bCs/>
-          <w:sz w:val="22"/>
-          <w:szCs w:val="22"/>
-        </w:rPr>
-        <w:t>ibility</w:t>
-      </w:r>
-      <w:r>
-        <w:rPr>
-          <w:rFonts w:ascii="Times New Roman" w:hAnsi="Times New Roman" w:cs="Times New Roman"/>
-          <w:b/>
-          <w:bCs/>
-          <w:sz w:val="22"/>
-          <w:szCs w:val="22"/>
-        </w:rPr>
-        <w:t>, and Community Experience Database (TRACED)</w:t>
-      </w:r>
-      <w:r>
-        <w:rPr>
-          <w:rFonts w:ascii="Times New Roman" w:hAnsi="Times New Roman" w:cs="Times New Roman"/>
-          <w:sz w:val="22"/>
-          <w:szCs w:val="22"/>
-        </w:rPr>
-        <w:t xml:space="preserve">, a </w:t>
-      </w:r>
-      <w:r>
-        <w:rPr>
-          <w:rFonts w:ascii="Times New Roman" w:hAnsi="Times New Roman" w:cs="Times New Roman"/>
-          <w:sz w:val="22"/>
-          <w:szCs w:val="22"/>
-        </w:rPr>
-        <w:t>national infrastructure that records, analyzes, and synthesizes the</w:t>
-      </w:r>
-      <w:r>
-        <w:rPr>
-          <w:rFonts w:ascii="Times New Roman" w:hAnsi="Times New Roman" w:cs="Times New Roman"/>
-          <w:sz w:val="22"/>
-          <w:szCs w:val="22"/>
-        </w:rPr>
-        <w:t xml:space="preserve"> on-time </w:t>
-      </w:r>
-      <w:r>
-        <w:rPr>
-          <w:rFonts w:ascii="Times New Roman" w:hAnsi="Times New Roman" w:cs="Times New Roman"/>
-          <w:sz w:val="22"/>
-          <w:szCs w:val="22"/>
-        </w:rPr>
-        <w:t xml:space="preserve">performance </w:t>
-      </w:r>
-      <w:r>
-        <w:rPr>
-          <w:rFonts w:ascii="Times New Roman" w:hAnsi="Times New Roman" w:cs="Times New Roman"/>
-          <w:sz w:val="22"/>
-          <w:szCs w:val="22"/>
-        </w:rPr>
-        <w:t xml:space="preserve">of </w:t>
-      </w:r>
-      <w:r>
-        <w:rPr>
-          <w:rFonts w:ascii="Times New Roman" w:hAnsi="Times New Roman" w:cs="Times New Roman"/>
-          <w:sz w:val="22"/>
-          <w:szCs w:val="22"/>
-        </w:rPr>
-        <w:t xml:space="preserve">major </w:t>
-      </w:r>
-      <w:r>
-        <w:rPr>
-          <w:rFonts w:ascii="Times New Roman" w:hAnsi="Times New Roman" w:cs="Times New Roman"/>
-          <w:sz w:val="22"/>
-          <w:szCs w:val="22"/>
-        </w:rPr>
-        <w:t xml:space="preserve">U.S. public transit systems at 1-minute frequency. </w:t>
-      </w:r>
+    </w:p>
+    <w:p>
+      <w:pPr>
+        <w:spacing w:before="40" w:after="0" w:line="240" w:lineRule="auto"/>
+        <w:jc w:val="both"/>
+        <w:rPr>
+          <w:rFonts w:ascii="Times New Roman" w:hAnsi="Times New Roman" w:cs="Times New Roman"/>
+          <w:sz w:val="22"/>
+          <w:szCs w:val="22"/>
+        </w:rPr>
+      </w:pPr>
+      <w:r>
+        <w:rPr>
+          <w:rFonts w:ascii="Times New Roman" w:hAnsi="Times New Roman" w:cs="Times New Roman"/>
+          <w:sz w:val="22"/>
+          <w:szCs w:val="22"/>
+          <w:u w:val="single"/>
+        </w:rPr>
+        <w:t>Intellectual Merits</w:t>
+      </w:r>
+      <w:r>
+        <w:rPr>
+          <w:rFonts w:ascii="Times New Roman" w:hAnsi="Times New Roman" w:cs="Times New Roman"/>
+          <w:sz w:val="22"/>
+          <w:szCs w:val="22"/>
+        </w:rPr>
+        <w:t xml:space="preserve"> of </w:t>
+      </w:r>
+      <w:r>
+        <w:rPr>
+          <w:rFonts w:ascii="Times New Roman" w:hAnsi="Times New Roman" w:cs="Times New Roman"/>
+          <w:sz w:val="22"/>
+          <w:szCs w:val="22"/>
+        </w:rPr>
+        <w:t>TransitPD</w:t>
+      </w:r>
+      <w:r>
+        <w:rPr>
+          <w:rFonts w:ascii="Times New Roman" w:hAnsi="Times New Roman" w:cs="Times New Roman"/>
+          <w:sz w:val="22"/>
+          <w:szCs w:val="22"/>
+        </w:rPr>
+        <w:t>:</w:t>
+      </w:r>
+    </w:p>
+    <w:p>
+      <w:pPr>
+        <w:pStyle w:val="ListParagraph"/>
+        <w:numPr>
+          <w:ilvl w:val="0"/>
+          <w:numId w:val="5"/>
+        </w:numPr>
+        <w:spacing w:before="40" w:after="0" w:line="240" w:lineRule="auto"/>
+        <w:jc w:val="both"/>
+        <w:rPr>
+          <w:rFonts w:ascii="Times New Roman" w:hAnsi="Times New Roman" w:cs="Times New Roman"/>
+          <w:sz w:val="22"/>
+          <w:szCs w:val="22"/>
+        </w:rPr>
+      </w:pPr>
+      <w:r>
+        <w:rPr>
+          <w:rFonts w:ascii="Times New Roman" w:hAnsi="Times New Roman" w:cs="Times New Roman"/>
+          <w:b/>
+          <w:bCs/>
+          <w:sz w:val="22"/>
+          <w:szCs w:val="22"/>
+        </w:rPr>
+        <w:t>Continuous</w:t>
+      </w:r>
+      <w:r>
+        <w:rPr>
+          <w:rFonts w:ascii="Times New Roman" w:hAnsi="Times New Roman" w:cs="Times New Roman"/>
+          <w:b/>
+          <w:bCs/>
+          <w:sz w:val="22"/>
+          <w:szCs w:val="22"/>
+        </w:rPr>
+        <w:t xml:space="preserve"> </w:t>
+      </w:r>
+      <w:r>
+        <w:rPr>
+          <w:rFonts w:ascii="Times New Roman" w:hAnsi="Times New Roman" w:cs="Times New Roman"/>
+          <w:b/>
+          <w:bCs/>
+          <w:sz w:val="22"/>
+          <w:szCs w:val="22"/>
+        </w:rPr>
+        <w:t>d</w:t>
+      </w:r>
+      <w:r>
+        <w:rPr>
+          <w:rFonts w:ascii="Times New Roman" w:hAnsi="Times New Roman" w:cs="Times New Roman"/>
+          <w:b/>
+          <w:bCs/>
+          <w:sz w:val="22"/>
+          <w:szCs w:val="22"/>
+        </w:rPr>
+        <w:t xml:space="preserve">ata </w:t>
+      </w:r>
+      <w:r>
+        <w:rPr>
+          <w:rFonts w:ascii="Times New Roman" w:hAnsi="Times New Roman" w:cs="Times New Roman"/>
+          <w:b/>
+          <w:bCs/>
+          <w:sz w:val="22"/>
+          <w:szCs w:val="22"/>
+        </w:rPr>
+        <w:t>a</w:t>
+      </w:r>
+      <w:r>
+        <w:rPr>
+          <w:rFonts w:ascii="Times New Roman" w:hAnsi="Times New Roman" w:cs="Times New Roman"/>
+          <w:b/>
+          <w:bCs/>
+          <w:sz w:val="22"/>
+          <w:szCs w:val="22"/>
+        </w:rPr>
+        <w:t>rchiving</w:t>
+      </w:r>
+      <w:r>
+        <w:rPr>
+          <w:rFonts w:ascii="Times New Roman" w:hAnsi="Times New Roman" w:cs="Times New Roman"/>
+          <w:sz w:val="22"/>
+          <w:szCs w:val="22"/>
+        </w:rPr>
+        <w:t xml:space="preserve">: </w:t>
+      </w:r>
+      <w:r>
+        <w:rPr>
+          <w:rFonts w:ascii="Times New Roman" w:hAnsi="Times New Roman" w:cs="Times New Roman"/>
+          <w:sz w:val="22"/>
+          <w:szCs w:val="22"/>
+        </w:rPr>
+        <w:t xml:space="preserve">TransitPD </w:t>
+      </w:r>
+      <w:r>
+        <w:rPr>
+          <w:rFonts w:ascii="Times New Roman" w:hAnsi="Times New Roman" w:cs="Times New Roman"/>
+          <w:sz w:val="22"/>
+          <w:szCs w:val="22"/>
+        </w:rPr>
+        <w:t>preserve</w:t>
+      </w:r>
+      <w:r>
+        <w:rPr>
+          <w:rFonts w:ascii="Times New Roman" w:hAnsi="Times New Roman" w:cs="Times New Roman"/>
+          <w:sz w:val="22"/>
+          <w:szCs w:val="22"/>
+        </w:rPr>
+        <w:t>s</w:t>
+      </w:r>
+      <w:r>
+        <w:rPr>
+          <w:rFonts w:ascii="Times New Roman" w:hAnsi="Times New Roman" w:cs="Times New Roman"/>
+          <w:sz w:val="22"/>
+          <w:szCs w:val="22"/>
+        </w:rPr>
+        <w:t xml:space="preserve"> real-time and static </w:t>
+      </w:r>
+      <w:r>
+        <w:rPr>
+          <w:rFonts w:ascii="Times New Roman" w:hAnsi="Times New Roman" w:cs="Times New Roman"/>
+          <w:sz w:val="22"/>
+          <w:szCs w:val="22"/>
+        </w:rPr>
+        <w:t>G</w:t>
+      </w:r>
+      <w:r>
+        <w:rPr>
+          <w:rFonts w:ascii="Times New Roman" w:hAnsi="Times New Roman" w:cs="Times New Roman"/>
+          <w:sz w:val="22"/>
+          <w:szCs w:val="22"/>
+        </w:rPr>
+        <w:t>TFS data from over 100 transit agencies</w:t>
+      </w:r>
+      <w:r>
+        <w:rPr>
+          <w:rFonts w:ascii="Times New Roman" w:hAnsi="Times New Roman" w:cs="Times New Roman"/>
+          <w:sz w:val="22"/>
+          <w:szCs w:val="22"/>
+        </w:rPr>
+        <w:t xml:space="preserve"> at 1-minute frequency</w:t>
+      </w:r>
+      <w:r>
+        <w:rPr>
+          <w:rFonts w:ascii="Times New Roman" w:hAnsi="Times New Roman" w:cs="Times New Roman"/>
+          <w:sz w:val="22"/>
+          <w:szCs w:val="22"/>
+        </w:rPr>
+        <w:t>, establishing the first continuous, standardized national database of transit</w:t>
+      </w:r>
+      <w:r>
+        <w:rPr>
+          <w:rFonts w:ascii="Times New Roman" w:hAnsi="Times New Roman" w:cs="Times New Roman"/>
+          <w:sz w:val="22"/>
+          <w:szCs w:val="22"/>
+        </w:rPr>
+        <w:t xml:space="preserve"> on-time performance</w:t>
+      </w:r>
+      <w:r>
+        <w:rPr>
+          <w:rFonts w:ascii="Times New Roman" w:hAnsi="Times New Roman" w:cs="Times New Roman"/>
+          <w:sz w:val="22"/>
+          <w:szCs w:val="22"/>
+        </w:rPr>
+        <w:t>. It</w:t>
+      </w:r>
+      <w:r>
+        <w:t xml:space="preserve"> </w:t>
+      </w:r>
+      <w:r>
+        <w:rPr>
+          <w:rFonts w:ascii="Times New Roman" w:hAnsi="Times New Roman" w:cs="Times New Roman"/>
+          <w:sz w:val="22"/>
+          <w:szCs w:val="22"/>
+        </w:rPr>
+        <w:t>also</w:t>
+      </w:r>
+      <w:r>
+        <w:rPr>
+          <w:rFonts w:ascii="Times New Roman" w:hAnsi="Times New Roman" w:cs="Times New Roman"/>
+          <w:sz w:val="22"/>
+          <w:szCs w:val="22"/>
+        </w:rPr>
+        <w:t xml:space="preserve"> provide</w:t>
+      </w:r>
+      <w:r>
+        <w:rPr>
+          <w:rFonts w:ascii="Times New Roman" w:hAnsi="Times New Roman" w:cs="Times New Roman"/>
+          <w:sz w:val="22"/>
+          <w:szCs w:val="22"/>
+        </w:rPr>
+        <w:t>s</w:t>
+      </w:r>
+      <w:r>
+        <w:rPr>
+          <w:rFonts w:ascii="Times New Roman" w:hAnsi="Times New Roman" w:cs="Times New Roman"/>
+          <w:sz w:val="22"/>
+          <w:szCs w:val="22"/>
+        </w:rPr>
+        <w:t xml:space="preserve"> an accessible real-time data </w:t>
+      </w:r>
+      <w:r>
+        <w:rPr>
+          <w:rFonts w:ascii="Times New Roman" w:hAnsi="Times New Roman" w:cs="Times New Roman"/>
+          <w:sz w:val="22"/>
+          <w:szCs w:val="22"/>
+        </w:rPr>
+        <w:t xml:space="preserve">API </w:t>
+      </w:r>
+      <w:r>
+        <w:rPr>
+          <w:rFonts w:ascii="Times New Roman" w:hAnsi="Times New Roman" w:cs="Times New Roman"/>
+          <w:sz w:val="22"/>
+          <w:szCs w:val="22"/>
+        </w:rPr>
+        <w:t>for accurate transit analysis and evidence-based planning</w:t>
+      </w:r>
+      <w:r>
+        <w:rPr>
+          <w:rFonts w:ascii="Times New Roman" w:hAnsi="Times New Roman" w:cs="Times New Roman"/>
+          <w:sz w:val="22"/>
+          <w:szCs w:val="22"/>
+        </w:rPr>
+        <w:t>.</w:t>
+      </w:r>
+      <w:r>
+        <w:rPr>
+          <w:rFonts w:ascii="Times New Roman" w:hAnsi="Times New Roman" w:cs="Times New Roman"/>
+          <w:sz w:val="22"/>
+          <w:szCs w:val="22"/>
+        </w:rPr>
+        <w:t xml:space="preserve"> </w:t>
+      </w:r>
+    </w:p>
+    <w:p>
+      <w:pPr>
+        <w:pStyle w:val="ListParagraph"/>
+        <w:numPr>
+          <w:ilvl w:val="0"/>
+          <w:numId w:val="5"/>
+        </w:numPr>
+        <w:spacing w:before="40" w:after="0" w:line="240" w:lineRule="auto"/>
+        <w:jc w:val="both"/>
+        <w:rPr>
+          <w:rFonts w:ascii="Times New Roman" w:hAnsi="Times New Roman" w:cs="Times New Roman"/>
+          <w:sz w:val="22"/>
+          <w:szCs w:val="22"/>
+        </w:rPr>
+      </w:pPr>
+      <w:r>
+        <w:rPr>
+          <w:rFonts w:ascii="Times New Roman" w:hAnsi="Times New Roman" w:cs="Times New Roman"/>
+          <w:b/>
+          <w:bCs/>
+          <w:sz w:val="22"/>
+          <w:szCs w:val="22"/>
+        </w:rPr>
+        <w:t xml:space="preserve">Integrated </w:t>
+      </w:r>
+      <w:r>
+        <w:rPr>
+          <w:rFonts w:ascii="Times New Roman" w:hAnsi="Times New Roman" w:cs="Times New Roman"/>
+          <w:b/>
+          <w:bCs/>
+          <w:sz w:val="22"/>
+          <w:szCs w:val="22"/>
+        </w:rPr>
+        <w:t>i</w:t>
+      </w:r>
+      <w:r>
+        <w:rPr>
+          <w:rFonts w:ascii="Times New Roman" w:hAnsi="Times New Roman" w:cs="Times New Roman"/>
+          <w:b/>
+          <w:bCs/>
+          <w:sz w:val="22"/>
+          <w:szCs w:val="22"/>
+        </w:rPr>
+        <w:t xml:space="preserve">nsight </w:t>
+      </w:r>
+      <w:r>
+        <w:rPr>
+          <w:rFonts w:ascii="Times New Roman" w:hAnsi="Times New Roman" w:cs="Times New Roman"/>
+          <w:b/>
+          <w:bCs/>
+          <w:sz w:val="22"/>
+          <w:szCs w:val="22"/>
+        </w:rPr>
+        <w:t>g</w:t>
+      </w:r>
+      <w:r>
+        <w:rPr>
+          <w:rFonts w:ascii="Times New Roman" w:hAnsi="Times New Roman" w:cs="Times New Roman"/>
+          <w:b/>
+          <w:bCs/>
+          <w:sz w:val="22"/>
+          <w:szCs w:val="22"/>
+        </w:rPr>
+        <w:t>eneration</w:t>
+      </w:r>
+      <w:r>
+        <w:rPr>
+          <w:rFonts w:ascii="Times New Roman" w:hAnsi="Times New Roman" w:cs="Times New Roman"/>
+          <w:sz w:val="22"/>
+          <w:szCs w:val="22"/>
+        </w:rPr>
+        <w:t xml:space="preserve">: </w:t>
+      </w:r>
+      <w:r>
+        <w:rPr>
+          <w:rFonts w:ascii="Times New Roman" w:hAnsi="Times New Roman" w:cs="Times New Roman"/>
+          <w:sz w:val="22"/>
+          <w:szCs w:val="22"/>
+        </w:rPr>
+        <w:t xml:space="preserve">TransitPD </w:t>
+      </w:r>
+      <w:r>
+        <w:rPr>
+          <w:rFonts w:ascii="Times New Roman" w:hAnsi="Times New Roman" w:cs="Times New Roman"/>
+          <w:sz w:val="22"/>
+          <w:szCs w:val="22"/>
+        </w:rPr>
+        <w:t>f</w:t>
+      </w:r>
+      <w:r>
+        <w:rPr>
+          <w:rFonts w:ascii="Times New Roman" w:hAnsi="Times New Roman" w:cs="Times New Roman"/>
+          <w:sz w:val="22"/>
+          <w:szCs w:val="22"/>
+        </w:rPr>
+        <w:t>use</w:t>
+      </w:r>
+      <w:r>
+        <w:rPr>
+          <w:rFonts w:ascii="Times New Roman" w:hAnsi="Times New Roman" w:cs="Times New Roman"/>
+          <w:sz w:val="22"/>
+          <w:szCs w:val="22"/>
+        </w:rPr>
+        <w:t>s</w:t>
+      </w:r>
+      <w:r>
+        <w:rPr>
+          <w:rFonts w:ascii="Times New Roman" w:hAnsi="Times New Roman" w:cs="Times New Roman"/>
+          <w:sz w:val="22"/>
+          <w:szCs w:val="22"/>
+        </w:rPr>
+        <w:t xml:space="preserve"> heterogeneous datasets to capture and analyze the multidimensional aspects of transit performance</w:t>
+      </w:r>
+      <w:r>
+        <w:rPr>
+          <w:rFonts w:ascii="Times New Roman" w:hAnsi="Times New Roman" w:cs="Times New Roman"/>
+          <w:sz w:val="22"/>
+          <w:szCs w:val="22"/>
+        </w:rPr>
+        <w:t xml:space="preserve"> </w:t>
+      </w:r>
+      <w:r>
+        <w:rPr>
+          <w:rFonts w:ascii="Times New Roman" w:hAnsi="Times New Roman" w:cs="Times New Roman"/>
+          <w:sz w:val="22"/>
+          <w:szCs w:val="22"/>
+        </w:rPr>
+        <w:t>across time and space</w:t>
+      </w:r>
+      <w:r>
+        <w:rPr>
+          <w:rFonts w:ascii="Times New Roman" w:hAnsi="Times New Roman" w:cs="Times New Roman"/>
+          <w:sz w:val="22"/>
+          <w:szCs w:val="22"/>
+        </w:rPr>
+        <w:t>,</w:t>
+      </w:r>
+      <w:r>
+        <w:rPr>
+          <w:rFonts w:ascii="Times New Roman" w:hAnsi="Times New Roman" w:cs="Times New Roman"/>
+          <w:sz w:val="22"/>
+          <w:szCs w:val="22"/>
+        </w:rPr>
+        <w:t xml:space="preserve"> </w:t>
+      </w:r>
+      <w:r>
+        <w:rPr>
+          <w:rFonts w:ascii="Times New Roman" w:hAnsi="Times New Roman" w:cs="Times New Roman"/>
+          <w:sz w:val="22"/>
+          <w:szCs w:val="22"/>
+        </w:rPr>
+        <w:t xml:space="preserve">including </w:t>
+      </w:r>
+      <w:r>
+        <w:rPr>
+          <w:rFonts w:ascii="Times New Roman" w:hAnsi="Times New Roman" w:cs="Times New Roman"/>
+          <w:sz w:val="22"/>
+          <w:szCs w:val="22"/>
+        </w:rPr>
+        <w:t xml:space="preserve">delay, </w:t>
+      </w:r>
+      <w:r>
+        <w:rPr>
+          <w:rFonts w:ascii="Times New Roman" w:hAnsi="Times New Roman" w:cs="Times New Roman"/>
+          <w:sz w:val="22"/>
+          <w:szCs w:val="22"/>
+        </w:rPr>
+        <w:t>reliability, accessibility, and community experience</w:t>
+      </w:r>
+      <w:r>
+        <w:rPr>
+          <w:rFonts w:ascii="Times New Roman" w:hAnsi="Times New Roman" w:cs="Times New Roman"/>
+          <w:sz w:val="22"/>
+          <w:szCs w:val="22"/>
+        </w:rPr>
+        <w:t xml:space="preserve"> </w:t>
+      </w:r>
+      <w:r>
+        <w:rPr>
+          <w:rFonts w:ascii="Times New Roman" w:hAnsi="Times New Roman" w:cs="Times New Roman"/>
+          <w:sz w:val="22"/>
+          <w:szCs w:val="22"/>
+        </w:rPr>
+        <w:fldChar w:fldCharType="begin"/>
+      </w:r>
+      <w:r>
+        <w:rPr>
+          <w:rFonts w:ascii="Times New Roman" w:hAnsi="Times New Roman" w:cs="Times New Roman"/>
+          <w:sz w:val="22"/>
+          <w:szCs w:val="22"/>
+        </w:rPr>
+        <w:instrText xml:space="preserve"> ADDIN ZOTERO_ITEM CSL_CITATION {"citationID":"R8jHWDuW","properties":{"formattedCitation":"(Liu et al., 2022, 2024)","plainCitation":"(Liu et al., 2022, 2024)","noteIndex":0},"citationItems":[{"id":1193,"uris":["http://zotero.org/users/9738374/items/JBVJE6NE"],"itemData":{"id":1193,"type":"article-journal","container-title":"Journal of Geographical Systems","ISSN":"1435-5949","journalAbbreviation":"Journal of Geographical Systems","license":"All rights reserved","note":"publisher: Springer","page":"1-23","title":"Realizable accessibility: evaluating the reliability of public transit accessibility using high-resolution real-time data","author":[{"family":"Liu","given":"Luyu"},{"family":"Porr","given":"Adam"},{"family":"Miller","given":"Harvey J"}],"issued":{"date-parts":[["2022"]]}}},{"id":1083,"uris":["http://zotero.org/users/9738374/items/DPK3HA5F"],"itemData":{"id":1083,"type":"article-journal","container-title":"Journal of Transport Geography","ISSN":"0966-6923","journalAbbreviation":"Journal of Transport Geography","note":"publisher: Elsevier","page":"103769","title":"Measuring the impacts of disruptions on public transit accessibility and reliability","volume":"114","author":[{"family":"Liu","given":"Luyu"},{"family":"Porr","given":"Adam"},{"family":"Miller","given":"Harvey J"}],"issued":{"date-parts":[["2024"]]}}}],"schema":"https://github.com/citation-style-language/schema/raw/master/csl-citation.json"} </w:instrText>
+      </w:r>
+      <w:r>
+        <w:rPr>
+          <w:rFonts w:ascii="Times New Roman" w:hAnsi="Times New Roman" w:cs="Times New Roman"/>
+          <w:sz w:val="22"/>
+          <w:szCs w:val="22"/>
+        </w:rPr>
+        <w:fldChar w:fldCharType="separate"/>
+      </w:r>
+      <w:r>
+        <w:rPr>
+          <w:rFonts w:ascii="Times New Roman" w:hAnsi="Times New Roman" w:cs="Times New Roman"/>
+          <w:sz w:val="22"/>
+        </w:rPr>
+        <w:t>(Liu et al., 2022, 2024)</w:t>
+      </w:r>
+      <w:r>
+        <w:rPr>
+          <w:rFonts w:ascii="Times New Roman" w:hAnsi="Times New Roman" w:cs="Times New Roman"/>
+          <w:sz w:val="22"/>
+          <w:szCs w:val="22"/>
+        </w:rPr>
+        <w:fldChar w:fldCharType="end"/>
+      </w:r>
+      <w:r>
+        <w:rPr>
+          <w:rFonts w:ascii="Times New Roman" w:hAnsi="Times New Roman" w:cs="Times New Roman"/>
+          <w:sz w:val="22"/>
+          <w:szCs w:val="22"/>
+        </w:rPr>
+        <w:t>.</w:t>
+      </w:r>
+      <w:r>
+        <w:rPr>
+          <w:rFonts w:ascii="Times New Roman" w:hAnsi="Times New Roman" w:cs="Times New Roman"/>
+          <w:sz w:val="22"/>
+          <w:szCs w:val="22"/>
+        </w:rPr>
+        <w:t xml:space="preserve"> </w:t>
+      </w:r>
+    </w:p>
+    <w:p>
+      <w:pPr>
+        <w:pStyle w:val="ListParagraph"/>
+        <w:numPr>
+          <w:ilvl w:val="0"/>
+          <w:numId w:val="5"/>
+        </w:numPr>
+        <w:spacing w:before="40" w:after="0" w:line="240" w:lineRule="auto"/>
+        <w:jc w:val="both"/>
+        <w:rPr>
+          <w:rFonts w:ascii="Times New Roman" w:hAnsi="Times New Roman" w:cs="Times New Roman"/>
+          <w:sz w:val="22"/>
+          <w:szCs w:val="22"/>
+        </w:rPr>
+      </w:pPr>
+      <w:r>
+        <w:rPr>
+          <w:rFonts w:ascii="Times New Roman" w:hAnsi="Times New Roman" w:cs="Times New Roman"/>
+          <w:b/>
+          <w:bCs/>
+          <w:sz w:val="22"/>
+          <w:szCs w:val="22"/>
+        </w:rPr>
+        <w:t>AI-Driven Prediction Modeling</w:t>
+      </w:r>
+      <w:r>
+        <w:rPr>
+          <w:rFonts w:ascii="Times New Roman" w:hAnsi="Times New Roman" w:cs="Times New Roman"/>
+          <w:sz w:val="22"/>
+          <w:szCs w:val="22"/>
+        </w:rPr>
+        <w:t xml:space="preserve">: </w:t>
+      </w:r>
+      <w:r>
+        <w:rPr>
+          <w:rFonts w:ascii="Times New Roman" w:hAnsi="Times New Roman" w:cs="Times New Roman"/>
+          <w:sz w:val="22"/>
+          <w:szCs w:val="22"/>
+        </w:rPr>
+        <w:t xml:space="preserve">TransitPD </w:t>
+      </w:r>
+      <w:r>
+        <w:rPr>
+          <w:rFonts w:ascii="Times New Roman" w:hAnsi="Times New Roman" w:cs="Times New Roman"/>
+          <w:sz w:val="22"/>
+          <w:szCs w:val="22"/>
+        </w:rPr>
+        <w:t>does not only observe but also f</w:t>
+      </w:r>
+      <w:r>
+        <w:rPr>
+          <w:rFonts w:ascii="Times New Roman" w:hAnsi="Times New Roman" w:cs="Times New Roman"/>
+          <w:sz w:val="22"/>
+          <w:szCs w:val="22"/>
+        </w:rPr>
+        <w:t xml:space="preserve">orecast seasonal, daily, and hourly reliability patterns </w:t>
+      </w:r>
+      <w:r>
+        <w:rPr>
+          <w:rFonts w:ascii="Times New Roman" w:hAnsi="Times New Roman" w:cs="Times New Roman"/>
+          <w:sz w:val="22"/>
+          <w:szCs w:val="22"/>
+        </w:rPr>
+        <w:t xml:space="preserve">with large-amount </w:t>
+      </w:r>
+      <w:r>
+        <w:rPr>
+          <w:rFonts w:ascii="Times New Roman" w:hAnsi="Times New Roman" w:cs="Times New Roman"/>
+          <w:sz w:val="22"/>
+          <w:szCs w:val="22"/>
+        </w:rPr>
+        <w:t xml:space="preserve">empirical </w:t>
+      </w:r>
+      <w:r>
+        <w:rPr>
+          <w:rFonts w:ascii="Times New Roman" w:hAnsi="Times New Roman" w:cs="Times New Roman"/>
+          <w:sz w:val="22"/>
+          <w:szCs w:val="22"/>
+        </w:rPr>
+        <w:t xml:space="preserve">data collected </w:t>
+      </w:r>
+      <w:r>
+        <w:rPr>
+          <w:rFonts w:ascii="Times New Roman" w:hAnsi="Times New Roman" w:cs="Times New Roman"/>
+          <w:sz w:val="22"/>
+          <w:szCs w:val="22"/>
+        </w:rPr>
+        <w:t>and predict potential disruptions under varying operational, environmental, and social conditions.</w:t>
+      </w:r>
+    </w:p>
+    <w:p>
+      <w:pPr>
+        <w:pStyle w:val="ListParagraph"/>
+        <w:spacing w:before="40" w:after="0" w:line="240" w:lineRule="auto"/>
+        <w:ind w:left="360"/>
+        <w:jc w:val="both"/>
+        <w:rPr>
+          <w:rFonts w:ascii="Times New Roman" w:hAnsi="Times New Roman" w:cs="Times New Roman"/>
+          <w:sz w:val="22"/>
+          <w:szCs w:val="22"/>
+        </w:rPr>
+      </w:pPr>
+    </w:p>
+    <w:p>
+      <w:pPr>
+        <w:spacing w:before="40" w:after="0" w:line="240" w:lineRule="auto"/>
+        <w:jc w:val="both"/>
+        <w:rPr>
+          <w:rFonts w:ascii="Times New Roman" w:hAnsi="Times New Roman" w:cs="Times New Roman"/>
+          <w:sz w:val="22"/>
+          <w:szCs w:val="22"/>
+        </w:rPr>
+      </w:pPr>
+      <w:r>
+        <w:rPr>
+          <w:rFonts w:ascii="Times New Roman" w:hAnsi="Times New Roman" w:cs="Times New Roman"/>
+          <w:sz w:val="22"/>
+          <w:szCs w:val="22"/>
+          <w:u w:val="single"/>
+        </w:rPr>
+        <w:t xml:space="preserve">Broader Impacts </w:t>
+      </w:r>
+      <w:r>
+        <w:rPr>
+          <w:rFonts w:ascii="Times New Roman" w:hAnsi="Times New Roman" w:cs="Times New Roman"/>
+          <w:sz w:val="22"/>
+          <w:szCs w:val="22"/>
+        </w:rPr>
+        <w:t>of TransitPD</w:t>
+      </w:r>
+      <w:r>
+        <w:rPr>
+          <w:rFonts w:ascii="Times New Roman" w:hAnsi="Times New Roman" w:cs="Times New Roman"/>
+          <w:sz w:val="22"/>
+          <w:szCs w:val="22"/>
+        </w:rPr>
+        <w:t>:</w:t>
+      </w:r>
+    </w:p>
+    <w:p>
+      <w:pPr>
+        <w:pStyle w:val="ListParagraph"/>
+        <w:numPr>
+          <w:ilvl w:val="0"/>
+          <w:numId w:val="5"/>
+        </w:numPr>
+        <w:spacing w:before="40" w:after="0" w:line="240" w:lineRule="auto"/>
+        <w:jc w:val="both"/>
+        <w:rPr>
+          <w:rFonts w:ascii="Times New Roman" w:hAnsi="Times New Roman" w:cs="Times New Roman"/>
+          <w:sz w:val="22"/>
+          <w:szCs w:val="22"/>
+        </w:rPr>
+      </w:pPr>
+      <w:r>
+        <w:rPr>
+          <w:rFonts w:ascii="Times New Roman" w:hAnsi="Times New Roman" w:cs="Times New Roman"/>
+          <w:b/>
+          <w:bCs/>
+          <w:sz w:val="22"/>
+          <w:szCs w:val="22"/>
+        </w:rPr>
+        <w:t xml:space="preserve">Rapid </w:t>
+      </w:r>
+      <w:r>
+        <w:rPr>
+          <w:rFonts w:ascii="Times New Roman" w:hAnsi="Times New Roman" w:cs="Times New Roman"/>
+          <w:b/>
+          <w:bCs/>
+          <w:sz w:val="22"/>
+          <w:szCs w:val="22"/>
+        </w:rPr>
+        <w:t>d</w:t>
+      </w:r>
+      <w:r>
+        <w:rPr>
+          <w:rFonts w:ascii="Times New Roman" w:hAnsi="Times New Roman" w:cs="Times New Roman"/>
+          <w:b/>
+          <w:bCs/>
+          <w:sz w:val="22"/>
+          <w:szCs w:val="22"/>
+        </w:rPr>
+        <w:t xml:space="preserve">isruption </w:t>
+      </w:r>
+      <w:r>
+        <w:rPr>
+          <w:rFonts w:ascii="Times New Roman" w:hAnsi="Times New Roman" w:cs="Times New Roman"/>
+          <w:b/>
+          <w:bCs/>
+          <w:sz w:val="22"/>
+          <w:szCs w:val="22"/>
+        </w:rPr>
+        <w:t>r</w:t>
+      </w:r>
+      <w:r>
+        <w:rPr>
+          <w:rFonts w:ascii="Times New Roman" w:hAnsi="Times New Roman" w:cs="Times New Roman"/>
+          <w:b/>
+          <w:bCs/>
+          <w:sz w:val="22"/>
+          <w:szCs w:val="22"/>
+        </w:rPr>
+        <w:t>esponse</w:t>
+      </w:r>
+      <w:r>
+        <w:rPr>
+          <w:rFonts w:ascii="Times New Roman" w:hAnsi="Times New Roman" w:cs="Times New Roman"/>
+          <w:sz w:val="22"/>
+          <w:szCs w:val="22"/>
+        </w:rPr>
+        <w:t xml:space="preserve">: </w:t>
+      </w:r>
+      <w:r>
+        <w:rPr>
+          <w:rFonts w:ascii="Times New Roman" w:hAnsi="Times New Roman" w:cs="Times New Roman"/>
+          <w:sz w:val="22"/>
+          <w:szCs w:val="22"/>
+        </w:rPr>
+        <w:t xml:space="preserve">TransitPD </w:t>
+      </w:r>
+      <w:r>
+        <w:rPr>
+          <w:rFonts w:ascii="Times New Roman" w:hAnsi="Times New Roman" w:cs="Times New Roman"/>
+          <w:sz w:val="22"/>
+          <w:szCs w:val="22"/>
+        </w:rPr>
+        <w:t>d</w:t>
+      </w:r>
+      <w:r>
+        <w:rPr>
+          <w:rFonts w:ascii="Times New Roman" w:hAnsi="Times New Roman" w:cs="Times New Roman"/>
+          <w:sz w:val="22"/>
+          <w:szCs w:val="22"/>
+        </w:rPr>
+        <w:t>etect</w:t>
+      </w:r>
+      <w:r>
+        <w:rPr>
+          <w:rFonts w:ascii="Times New Roman" w:hAnsi="Times New Roman" w:cs="Times New Roman"/>
+          <w:sz w:val="22"/>
+          <w:szCs w:val="22"/>
+        </w:rPr>
+        <w:t>s</w:t>
+      </w:r>
+      <w:r>
+        <w:rPr>
+          <w:rFonts w:ascii="Times New Roman" w:hAnsi="Times New Roman" w:cs="Times New Roman"/>
+          <w:sz w:val="22"/>
+          <w:szCs w:val="22"/>
+        </w:rPr>
+        <w:t xml:space="preserve"> and diagnose</w:t>
+      </w:r>
+      <w:r>
+        <w:rPr>
+          <w:rFonts w:ascii="Times New Roman" w:hAnsi="Times New Roman" w:cs="Times New Roman"/>
+          <w:sz w:val="22"/>
+          <w:szCs w:val="22"/>
+        </w:rPr>
+        <w:t>s</w:t>
+      </w:r>
+      <w:r>
+        <w:rPr>
+          <w:rFonts w:ascii="Times New Roman" w:hAnsi="Times New Roman" w:cs="Times New Roman"/>
+          <w:sz w:val="22"/>
+          <w:szCs w:val="22"/>
+        </w:rPr>
+        <w:t xml:space="preserve"> anomalies in real time through longitudinal analysis, delivering actionable insights for system </w:t>
+      </w:r>
+      <w:r>
+        <w:rPr>
+          <w:rFonts w:ascii="Times New Roman" w:hAnsi="Times New Roman" w:cs="Times New Roman"/>
+          <w:sz w:val="22"/>
+          <w:szCs w:val="22"/>
+        </w:rPr>
+        <w:t xml:space="preserve">and </w:t>
+      </w:r>
+      <w:r>
+        <w:rPr>
+          <w:rFonts w:ascii="Times New Roman" w:hAnsi="Times New Roman" w:cs="Times New Roman"/>
+          <w:sz w:val="22"/>
+          <w:szCs w:val="22"/>
+        </w:rPr>
+        <w:t>resilience planning.</w:t>
+      </w:r>
+      <w:r>
+        <w:rPr>
+          <w:rFonts w:ascii="Times New Roman" w:hAnsi="Times New Roman" w:cs="Times New Roman"/>
+          <w:sz w:val="22"/>
+          <w:szCs w:val="22"/>
+        </w:rPr>
+        <w:t xml:space="preserve"> </w:t>
+      </w:r>
+      <w:r>
+        <w:rPr>
+          <w:rFonts w:ascii="Times New Roman" w:hAnsi="Times New Roman" w:cs="Times New Roman"/>
+          <w:sz w:val="22"/>
+          <w:szCs w:val="22"/>
+        </w:rPr>
+        <w:t xml:space="preserve">The continuous pipeline enables proactive and adaptive responses that support rapid recovery and strengthen system resilience. </w:t>
+      </w:r>
+    </w:p>
+    <w:p>
+      <w:pPr>
+        <w:pStyle w:val="ListParagraph"/>
+        <w:numPr>
+          <w:ilvl w:val="0"/>
+          <w:numId w:val="5"/>
+        </w:numPr>
+        <w:spacing w:before="40" w:after="0" w:line="240" w:lineRule="auto"/>
+        <w:jc w:val="both"/>
+        <w:rPr>
+          <w:rFonts w:ascii="Times New Roman" w:hAnsi="Times New Roman" w:cs="Times New Roman"/>
+          <w:sz w:val="22"/>
+          <w:szCs w:val="22"/>
+        </w:rPr>
+      </w:pPr>
+      <w:r>
+        <w:rPr>
+          <w:rFonts w:ascii="Times New Roman" w:hAnsi="Times New Roman" w:cs="Times New Roman"/>
+          <w:b/>
+          <w:bCs/>
+          <w:sz w:val="22"/>
+          <w:szCs w:val="22"/>
+        </w:rPr>
+        <w:t xml:space="preserve">System </w:t>
+      </w:r>
+      <w:r>
+        <w:rPr>
+          <w:rFonts w:ascii="Times New Roman" w:hAnsi="Times New Roman" w:cs="Times New Roman"/>
+          <w:b/>
+          <w:bCs/>
+          <w:sz w:val="22"/>
+          <w:szCs w:val="22"/>
+        </w:rPr>
+        <w:t>p</w:t>
+      </w:r>
+      <w:r>
+        <w:rPr>
+          <w:rFonts w:ascii="Times New Roman" w:hAnsi="Times New Roman" w:cs="Times New Roman"/>
+          <w:b/>
+          <w:bCs/>
+          <w:sz w:val="22"/>
+          <w:szCs w:val="22"/>
+        </w:rPr>
+        <w:t>erformance</w:t>
+      </w:r>
+      <w:r>
+        <w:rPr>
+          <w:rFonts w:ascii="Times New Roman" w:hAnsi="Times New Roman" w:cs="Times New Roman"/>
+          <w:b/>
+          <w:bCs/>
+          <w:sz w:val="22"/>
+          <w:szCs w:val="22"/>
+        </w:rPr>
+        <w:t xml:space="preserve"> </w:t>
+      </w:r>
+      <w:r>
+        <w:rPr>
+          <w:rFonts w:ascii="Times New Roman" w:hAnsi="Times New Roman" w:cs="Times New Roman"/>
+          <w:b/>
+          <w:bCs/>
+          <w:sz w:val="22"/>
+          <w:szCs w:val="22"/>
+        </w:rPr>
+        <w:t>t</w:t>
+      </w:r>
+      <w:r>
+        <w:rPr>
+          <w:rFonts w:ascii="Times New Roman" w:hAnsi="Times New Roman" w:cs="Times New Roman"/>
+          <w:b/>
+          <w:bCs/>
+          <w:sz w:val="22"/>
+          <w:szCs w:val="22"/>
+        </w:rPr>
+        <w:t>ransparency</w:t>
+      </w:r>
+      <w:r>
+        <w:rPr>
+          <w:rFonts w:ascii="Times New Roman" w:hAnsi="Times New Roman" w:cs="Times New Roman"/>
+          <w:sz w:val="22"/>
+          <w:szCs w:val="22"/>
+        </w:rPr>
+        <w:t xml:space="preserve">: </w:t>
+      </w:r>
+      <w:r>
+        <w:rPr>
+          <w:rFonts w:ascii="Times New Roman" w:hAnsi="Times New Roman" w:cs="Times New Roman"/>
+          <w:sz w:val="22"/>
+          <w:szCs w:val="22"/>
+        </w:rPr>
+        <w:t xml:space="preserve">TransitPD </w:t>
+      </w:r>
+      <w:r>
+        <w:rPr>
+          <w:rFonts w:ascii="Times New Roman" w:hAnsi="Times New Roman" w:cs="Times New Roman"/>
+          <w:sz w:val="22"/>
+          <w:szCs w:val="22"/>
+        </w:rPr>
+        <w:t>offers public dashboards and APIs that let researchers, policymakers, and riders easily view and understand how transit systems perform in real time.</w:t>
+      </w:r>
+      <w:r>
+        <w:rPr>
+          <w:rFonts w:ascii="Times New Roman" w:hAnsi="Times New Roman" w:cs="Times New Roman"/>
+          <w:sz w:val="22"/>
+          <w:szCs w:val="22"/>
+        </w:rPr>
+        <w:t xml:space="preserve"> </w:t>
+      </w:r>
+      <w:r>
+        <w:rPr>
+          <w:rFonts w:ascii="Times New Roman" w:hAnsi="Times New Roman" w:cs="Times New Roman"/>
+          <w:sz w:val="22"/>
+          <w:szCs w:val="22"/>
+        </w:rPr>
+        <w:t>TransitPD will also generate normalized, comparative performance scores</w:t>
+      </w:r>
+      <w:r>
+        <w:rPr>
+          <w:rFonts w:ascii="Times New Roman" w:hAnsi="Times New Roman" w:cs="Times New Roman"/>
+          <w:sz w:val="22"/>
+          <w:szCs w:val="22"/>
+        </w:rPr>
+        <w:t>, which</w:t>
+      </w:r>
+      <w:r>
+        <w:rPr>
+          <w:rFonts w:ascii="Times New Roman" w:hAnsi="Times New Roman" w:cs="Times New Roman"/>
+          <w:sz w:val="22"/>
+          <w:szCs w:val="22"/>
+        </w:rPr>
+        <w:t xml:space="preserve"> allow users and administrators to benchmark systems, identify performance gaps, and encourage healthy competition among transit agencies.</w:t>
+      </w:r>
+    </w:p>
+    <w:p>
+      <w:pPr>
+        <w:pStyle w:val="ListParagraph"/>
+        <w:numPr>
+          <w:ilvl w:val="0"/>
+          <w:numId w:val="5"/>
+        </w:numPr>
+        <w:spacing w:before="40" w:after="0" w:line="240" w:lineRule="auto"/>
+        <w:jc w:val="both"/>
+        <w:rPr>
+          <w:rFonts w:ascii="Times New Roman" w:hAnsi="Times New Roman" w:cs="Times New Roman"/>
+          <w:sz w:val="22"/>
+          <w:szCs w:val="22"/>
+        </w:rPr>
+      </w:pPr>
+      <w:r>
+        <w:rPr>
+          <w:rFonts w:ascii="Times New Roman" w:hAnsi="Times New Roman" w:cs="Times New Roman"/>
+          <w:b/>
+          <w:bCs/>
+          <w:sz w:val="22"/>
+          <w:szCs w:val="22"/>
+        </w:rPr>
+        <w:t>Better community cohesion and engagement</w:t>
+      </w:r>
+      <w:r>
+        <w:rPr>
+          <w:rFonts w:ascii="Times New Roman" w:hAnsi="Times New Roman" w:cs="Times New Roman"/>
+          <w:sz w:val="22"/>
+          <w:szCs w:val="22"/>
+        </w:rPr>
+        <w:t xml:space="preserve">: </w:t>
+      </w:r>
+    </w:p>
+    <w:p>
+      <w:pPr>
+        <w:spacing w:before="40" w:after="0" w:line="240" w:lineRule="auto"/>
+        <w:jc w:val="both"/>
+        <w:rPr>
+          <w:rFonts w:ascii="Times New Roman" w:hAnsi="Times New Roman" w:cs="Times New Roman"/>
+          <w:sz w:val="22"/>
+          <w:szCs w:val="22"/>
+        </w:rPr>
+      </w:pPr>
     </w:p>
     <w:sectPr>
       <w:pgSz w:w="12240" w:h="15840"/>
@@ -646,6 +1769,796 @@
     </w:sectPr>
   </w:body>
 </w:document>
+</file>
+
+<file path=word/numbering.xml><?xml version="1.0" encoding="utf-8"?>
+<w:numbering xmlns:wpc="http://schemas.microsoft.com/office/word/2010/wordprocessingCanvas" xmlns:cx="http://schemas.microsoft.com/office/drawing/2014/chartex" xmlns:cx1="http://schemas.microsoft.com/office/drawing/2015/9/8/chartex" xmlns:cx2="http://schemas.microsoft.com/office/drawing/2015/10/21/chartex" xmlns:cx3="http://schemas.microsoft.com/office/drawing/2016/5/9/chartex" xmlns:cx4="http://schemas.microsoft.com/office/drawing/2016/5/10/chartex" xmlns:cx5="http://schemas.microsoft.com/office/drawing/2016/5/11/chartex" xmlns:cx6="http://schemas.microsoft.com/office/drawing/2016/5/12/chartex" xmlns:cx7="http://schemas.microsoft.com/office/drawing/2016/5/13/chartex" xmlns:cx8="http://schemas.microsoft.com/office/drawing/2016/5/14/chartex" xmlns:mc="http://schemas.openxmlformats.org/markup-compatibility/2006" xmlns:aink="http://schemas.microsoft.com/office/drawing/2016/ink" xmlns:am3d="http://schemas.microsoft.com/office/drawing/2017/model3d" xmlns:o="urn:schemas-microsoft-com:office:office" xmlns:oel="http://schemas.microsoft.com/office/2019/extlst" xmlns:r="http://schemas.openxmlformats.org/officeDocument/2006/relationships" xmlns:m="http://schemas.openxmlformats.org/officeDocument/2006/math" xmlns:v="urn:schemas-microsoft-com:vml" xmlns:wp14="http://schemas.microsoft.com/office/word/2010/wordprocessingDrawing" xmlns:wp="http://schemas.openxmlformats.org/drawingml/2006/wordprocessingDrawing" xmlns:w10="urn:schemas-microsoft-com:office:word" xmlns:w="http://schemas.openxmlformats.org/wordprocessingml/2006/main" xmlns:w14="http://schemas.microsoft.com/office/word/2010/wordml" xmlns:w15="http://schemas.microsoft.com/office/word/2012/wordml" xmlns:w16cex="http://schemas.microsoft.com/office/word/2018/wordml/cex" xmlns:w16cid="http://schemas.microsoft.com/office/word/2016/wordml/cid" xmlns:w16="http://schemas.microsoft.com/office/word/2018/wordml" xmlns:w16du="http://schemas.microsoft.com/office/word/2023/wordml/word16du" xmlns:w16sdtdh="http://schemas.microsoft.com/office/word/2020/wordml/sdtdatahash" xmlns:w16sdtfl="http://schemas.microsoft.com/office/word/2024/wordml/sdtformatlock" xmlns:w16se="http://schemas.microsoft.com/office/word/2015/wordml/symex" xmlns:wpg="http://schemas.microsoft.com/office/word/2010/wordprocessingGroup" xmlns:wpi="http://schemas.microsoft.com/office/word/2010/wordprocessingInk" xmlns:wne="http://schemas.microsoft.com/office/word/2006/wordml" xmlns:wps="http://schemas.microsoft.com/office/word/2010/wordprocessingShape" mc:Ignorable="w14 w15 w16se w16cid w16 w16cex w16sdtdh w16sdtfl w16du wp14">
+  <w:abstractNum w:abstractNumId="0" w15:restartNumberingAfterBreak="0">
+    <w:nsid w:val="01875429"/>
+    <w:multiLevelType w:val="hybridMultilevel"/>
+    <w:tmpl w:val="A4B40FE2"/>
+    <w:lvl w:ilvl="0" w:tplc="0409000F">
+      <w:start w:val="1"/>
+      <w:numFmt w:val="decimal"/>
+      <w:lvlText w:val="%1."/>
+      <w:lvlJc w:val="left"/>
+      <w:pPr>
+        <w:ind w:left="360" w:hanging="360"/>
+      </w:pPr>
+      <w:rPr>
+        <w:rFonts w:hint="default"/>
+      </w:rPr>
+    </w:lvl>
+    <w:lvl w:ilvl="1" w:tplc="04090019" w:tentative="1">
+      <w:start w:val="1"/>
+      <w:numFmt w:val="lowerLetter"/>
+      <w:lvlText w:val="%2."/>
+      <w:lvlJc w:val="left"/>
+      <w:pPr>
+        <w:ind w:left="1080" w:hanging="360"/>
+      </w:pPr>
+    </w:lvl>
+    <w:lvl w:ilvl="2" w:tplc="0409001B" w:tentative="1">
+      <w:start w:val="1"/>
+      <w:numFmt w:val="lowerRoman"/>
+      <w:lvlText w:val="%3."/>
+      <w:lvlJc w:val="right"/>
+      <w:pPr>
+        <w:ind w:left="1800" w:hanging="180"/>
+      </w:pPr>
+    </w:lvl>
+    <w:lvl w:ilvl="3" w:tplc="0409000F" w:tentative="1">
+      <w:start w:val="1"/>
+      <w:numFmt w:val="decimal"/>
+      <w:lvlText w:val="%4."/>
+      <w:lvlJc w:val="left"/>
+      <w:pPr>
+        <w:ind w:left="2520" w:hanging="360"/>
+      </w:pPr>
+    </w:lvl>
+    <w:lvl w:ilvl="4" w:tplc="04090019" w:tentative="1">
+      <w:start w:val="1"/>
+      <w:numFmt w:val="lowerLetter"/>
+      <w:lvlText w:val="%5."/>
+      <w:lvlJc w:val="left"/>
+      <w:pPr>
+        <w:ind w:left="3240" w:hanging="360"/>
+      </w:pPr>
+    </w:lvl>
+    <w:lvl w:ilvl="5" w:tplc="0409001B" w:tentative="1">
+      <w:start w:val="1"/>
+      <w:numFmt w:val="lowerRoman"/>
+      <w:lvlText w:val="%6."/>
+      <w:lvlJc w:val="right"/>
+      <w:pPr>
+        <w:ind w:left="3960" w:hanging="180"/>
+      </w:pPr>
+    </w:lvl>
+    <w:lvl w:ilvl="6" w:tplc="0409000F" w:tentative="1">
+      <w:start w:val="1"/>
+      <w:numFmt w:val="decimal"/>
+      <w:lvlText w:val="%7."/>
+      <w:lvlJc w:val="left"/>
+      <w:pPr>
+        <w:ind w:left="4680" w:hanging="360"/>
+      </w:pPr>
+    </w:lvl>
+    <w:lvl w:ilvl="7" w:tplc="04090019" w:tentative="1">
+      <w:start w:val="1"/>
+      <w:numFmt w:val="lowerLetter"/>
+      <w:lvlText w:val="%8."/>
+      <w:lvlJc w:val="left"/>
+      <w:pPr>
+        <w:ind w:left="5400" w:hanging="360"/>
+      </w:pPr>
+    </w:lvl>
+    <w:lvl w:ilvl="8" w:tplc="0409001B" w:tentative="1">
+      <w:start w:val="1"/>
+      <w:numFmt w:val="lowerRoman"/>
+      <w:lvlText w:val="%9."/>
+      <w:lvlJc w:val="right"/>
+      <w:pPr>
+        <w:ind w:left="6120" w:hanging="180"/>
+      </w:pPr>
+    </w:lvl>
+  </w:abstractNum>
+  <w:abstractNum w:abstractNumId="1" w15:restartNumberingAfterBreak="0">
+    <w:nsid w:val="10CD4CF2"/>
+    <w:multiLevelType w:val="hybridMultilevel"/>
+    <w:tmpl w:val="3CC49FD2"/>
+    <w:lvl w:ilvl="0" w:tplc="E0082F08">
+      <w:numFmt w:val="bullet"/>
+      <w:lvlText w:val="•"/>
+      <w:lvlJc w:val="left"/>
+      <w:pPr>
+        <w:ind w:left="360" w:hanging="360"/>
+      </w:pPr>
+      <w:rPr>
+        <w:rFonts w:ascii="Times New Roman" w:eastAsiaTheme="minorEastAsia" w:hAnsi="Times New Roman" w:cs="Times New Roman" w:hint="default"/>
+      </w:rPr>
+    </w:lvl>
+    <w:lvl w:ilvl="1" w:tplc="04090003" w:tentative="1">
+      <w:start w:val="1"/>
+      <w:numFmt w:val="bullet"/>
+      <w:lvlText w:val="o"/>
+      <w:lvlJc w:val="left"/>
+      <w:pPr>
+        <w:ind w:left="1440" w:hanging="360"/>
+      </w:pPr>
+      <w:rPr>
+        <w:rFonts w:ascii="Courier New" w:hAnsi="Courier New" w:cs="Courier New" w:hint="default"/>
+      </w:rPr>
+    </w:lvl>
+    <w:lvl w:ilvl="2" w:tplc="04090005" w:tentative="1">
+      <w:start w:val="1"/>
+      <w:numFmt w:val="bullet"/>
+      <w:lvlText w:val=""/>
+      <w:lvlJc w:val="left"/>
+      <w:pPr>
+        <w:ind w:left="2160" w:hanging="360"/>
+      </w:pPr>
+      <w:rPr>
+        <w:rFonts w:ascii="Wingdings" w:hAnsi="Wingdings" w:hint="default"/>
+      </w:rPr>
+    </w:lvl>
+    <w:lvl w:ilvl="3" w:tplc="04090001" w:tentative="1">
+      <w:start w:val="1"/>
+      <w:numFmt w:val="bullet"/>
+      <w:lvlText w:val=""/>
+      <w:lvlJc w:val="left"/>
+      <w:pPr>
+        <w:ind w:left="2880" w:hanging="360"/>
+      </w:pPr>
+      <w:rPr>
+        <w:rFonts w:ascii="Symbol" w:hAnsi="Symbol" w:hint="default"/>
+      </w:rPr>
+    </w:lvl>
+    <w:lvl w:ilvl="4" w:tplc="04090003" w:tentative="1">
+      <w:start w:val="1"/>
+      <w:numFmt w:val="bullet"/>
+      <w:lvlText w:val="o"/>
+      <w:lvlJc w:val="left"/>
+      <w:pPr>
+        <w:ind w:left="3600" w:hanging="360"/>
+      </w:pPr>
+      <w:rPr>
+        <w:rFonts w:ascii="Courier New" w:hAnsi="Courier New" w:cs="Courier New" w:hint="default"/>
+      </w:rPr>
+    </w:lvl>
+    <w:lvl w:ilvl="5" w:tplc="04090005" w:tentative="1">
+      <w:start w:val="1"/>
+      <w:numFmt w:val="bullet"/>
+      <w:lvlText w:val=""/>
+      <w:lvlJc w:val="left"/>
+      <w:pPr>
+        <w:ind w:left="4320" w:hanging="360"/>
+      </w:pPr>
+      <w:rPr>
+        <w:rFonts w:ascii="Wingdings" w:hAnsi="Wingdings" w:hint="default"/>
+      </w:rPr>
+    </w:lvl>
+    <w:lvl w:ilvl="6" w:tplc="04090001" w:tentative="1">
+      <w:start w:val="1"/>
+      <w:numFmt w:val="bullet"/>
+      <w:lvlText w:val=""/>
+      <w:lvlJc w:val="left"/>
+      <w:pPr>
+        <w:ind w:left="5040" w:hanging="360"/>
+      </w:pPr>
+      <w:rPr>
+        <w:rFonts w:ascii="Symbol" w:hAnsi="Symbol" w:hint="default"/>
+      </w:rPr>
+    </w:lvl>
+    <w:lvl w:ilvl="7" w:tplc="04090003" w:tentative="1">
+      <w:start w:val="1"/>
+      <w:numFmt w:val="bullet"/>
+      <w:lvlText w:val="o"/>
+      <w:lvlJc w:val="left"/>
+      <w:pPr>
+        <w:ind w:left="5760" w:hanging="360"/>
+      </w:pPr>
+      <w:rPr>
+        <w:rFonts w:ascii="Courier New" w:hAnsi="Courier New" w:cs="Courier New" w:hint="default"/>
+      </w:rPr>
+    </w:lvl>
+    <w:lvl w:ilvl="8" w:tplc="04090005" w:tentative="1">
+      <w:start w:val="1"/>
+      <w:numFmt w:val="bullet"/>
+      <w:lvlText w:val=""/>
+      <w:lvlJc w:val="left"/>
+      <w:pPr>
+        <w:ind w:left="6480" w:hanging="360"/>
+      </w:pPr>
+      <w:rPr>
+        <w:rFonts w:ascii="Wingdings" w:hAnsi="Wingdings" w:hint="default"/>
+      </w:rPr>
+    </w:lvl>
+  </w:abstractNum>
+  <w:abstractNum w:abstractNumId="2" w15:restartNumberingAfterBreak="0">
+    <w:nsid w:val="10EF5872"/>
+    <w:multiLevelType w:val="hybridMultilevel"/>
+    <w:tmpl w:val="28D2643E"/>
+    <w:lvl w:ilvl="0" w:tplc="04090001">
+      <w:start w:val="1"/>
+      <w:numFmt w:val="bullet"/>
+      <w:lvlText w:val=""/>
+      <w:lvlJc w:val="left"/>
+      <w:pPr>
+        <w:ind w:left="360" w:hanging="360"/>
+      </w:pPr>
+      <w:rPr>
+        <w:rFonts w:ascii="Symbol" w:hAnsi="Symbol" w:hint="default"/>
+      </w:rPr>
+    </w:lvl>
+    <w:lvl w:ilvl="1" w:tplc="FFFFFFFF" w:tentative="1">
+      <w:start w:val="1"/>
+      <w:numFmt w:val="bullet"/>
+      <w:lvlText w:val="o"/>
+      <w:lvlJc w:val="left"/>
+      <w:pPr>
+        <w:ind w:left="1080" w:hanging="360"/>
+      </w:pPr>
+      <w:rPr>
+        <w:rFonts w:ascii="Courier New" w:hAnsi="Courier New" w:cs="Courier New" w:hint="default"/>
+      </w:rPr>
+    </w:lvl>
+    <w:lvl w:ilvl="2" w:tplc="FFFFFFFF" w:tentative="1">
+      <w:start w:val="1"/>
+      <w:numFmt w:val="bullet"/>
+      <w:lvlText w:val=""/>
+      <w:lvlJc w:val="left"/>
+      <w:pPr>
+        <w:ind w:left="1800" w:hanging="360"/>
+      </w:pPr>
+      <w:rPr>
+        <w:rFonts w:ascii="Wingdings" w:hAnsi="Wingdings" w:hint="default"/>
+      </w:rPr>
+    </w:lvl>
+    <w:lvl w:ilvl="3" w:tplc="FFFFFFFF" w:tentative="1">
+      <w:start w:val="1"/>
+      <w:numFmt w:val="bullet"/>
+      <w:lvlText w:val=""/>
+      <w:lvlJc w:val="left"/>
+      <w:pPr>
+        <w:ind w:left="2520" w:hanging="360"/>
+      </w:pPr>
+      <w:rPr>
+        <w:rFonts w:ascii="Symbol" w:hAnsi="Symbol" w:hint="default"/>
+      </w:rPr>
+    </w:lvl>
+    <w:lvl w:ilvl="4" w:tplc="FFFFFFFF" w:tentative="1">
+      <w:start w:val="1"/>
+      <w:numFmt w:val="bullet"/>
+      <w:lvlText w:val="o"/>
+      <w:lvlJc w:val="left"/>
+      <w:pPr>
+        <w:ind w:left="3240" w:hanging="360"/>
+      </w:pPr>
+      <w:rPr>
+        <w:rFonts w:ascii="Courier New" w:hAnsi="Courier New" w:cs="Courier New" w:hint="default"/>
+      </w:rPr>
+    </w:lvl>
+    <w:lvl w:ilvl="5" w:tplc="FFFFFFFF" w:tentative="1">
+      <w:start w:val="1"/>
+      <w:numFmt w:val="bullet"/>
+      <w:lvlText w:val=""/>
+      <w:lvlJc w:val="left"/>
+      <w:pPr>
+        <w:ind w:left="3960" w:hanging="360"/>
+      </w:pPr>
+      <w:rPr>
+        <w:rFonts w:ascii="Wingdings" w:hAnsi="Wingdings" w:hint="default"/>
+      </w:rPr>
+    </w:lvl>
+    <w:lvl w:ilvl="6" w:tplc="FFFFFFFF" w:tentative="1">
+      <w:start w:val="1"/>
+      <w:numFmt w:val="bullet"/>
+      <w:lvlText w:val=""/>
+      <w:lvlJc w:val="left"/>
+      <w:pPr>
+        <w:ind w:left="4680" w:hanging="360"/>
+      </w:pPr>
+      <w:rPr>
+        <w:rFonts w:ascii="Symbol" w:hAnsi="Symbol" w:hint="default"/>
+      </w:rPr>
+    </w:lvl>
+    <w:lvl w:ilvl="7" w:tplc="FFFFFFFF" w:tentative="1">
+      <w:start w:val="1"/>
+      <w:numFmt w:val="bullet"/>
+      <w:lvlText w:val="o"/>
+      <w:lvlJc w:val="left"/>
+      <w:pPr>
+        <w:ind w:left="5400" w:hanging="360"/>
+      </w:pPr>
+      <w:rPr>
+        <w:rFonts w:ascii="Courier New" w:hAnsi="Courier New" w:cs="Courier New" w:hint="default"/>
+      </w:rPr>
+    </w:lvl>
+    <w:lvl w:ilvl="8" w:tplc="FFFFFFFF" w:tentative="1">
+      <w:start w:val="1"/>
+      <w:numFmt w:val="bullet"/>
+      <w:lvlText w:val=""/>
+      <w:lvlJc w:val="left"/>
+      <w:pPr>
+        <w:ind w:left="6120" w:hanging="360"/>
+      </w:pPr>
+      <w:rPr>
+        <w:rFonts w:ascii="Wingdings" w:hAnsi="Wingdings" w:hint="default"/>
+      </w:rPr>
+    </w:lvl>
+  </w:abstractNum>
+  <w:abstractNum w:abstractNumId="3" w15:restartNumberingAfterBreak="0">
+    <w:nsid w:val="1DCE0E90"/>
+    <w:multiLevelType w:val="hybridMultilevel"/>
+    <w:tmpl w:val="9E827C24"/>
+    <w:lvl w:ilvl="0" w:tplc="E0082F08">
+      <w:numFmt w:val="bullet"/>
+      <w:lvlText w:val="•"/>
+      <w:lvlJc w:val="left"/>
+      <w:pPr>
+        <w:ind w:left="360" w:hanging="360"/>
+      </w:pPr>
+      <w:rPr>
+        <w:rFonts w:ascii="Times New Roman" w:eastAsiaTheme="minorEastAsia" w:hAnsi="Times New Roman" w:cs="Times New Roman" w:hint="default"/>
+      </w:rPr>
+    </w:lvl>
+    <w:lvl w:ilvl="1" w:tplc="04090003" w:tentative="1">
+      <w:start w:val="1"/>
+      <w:numFmt w:val="bullet"/>
+      <w:lvlText w:val="o"/>
+      <w:lvlJc w:val="left"/>
+      <w:pPr>
+        <w:ind w:left="1080" w:hanging="360"/>
+      </w:pPr>
+      <w:rPr>
+        <w:rFonts w:ascii="Courier New" w:hAnsi="Courier New" w:cs="Courier New" w:hint="default"/>
+      </w:rPr>
+    </w:lvl>
+    <w:lvl w:ilvl="2" w:tplc="04090005" w:tentative="1">
+      <w:start w:val="1"/>
+      <w:numFmt w:val="bullet"/>
+      <w:lvlText w:val=""/>
+      <w:lvlJc w:val="left"/>
+      <w:pPr>
+        <w:ind w:left="1800" w:hanging="360"/>
+      </w:pPr>
+      <w:rPr>
+        <w:rFonts w:ascii="Wingdings" w:hAnsi="Wingdings" w:hint="default"/>
+      </w:rPr>
+    </w:lvl>
+    <w:lvl w:ilvl="3" w:tplc="04090001" w:tentative="1">
+      <w:start w:val="1"/>
+      <w:numFmt w:val="bullet"/>
+      <w:lvlText w:val=""/>
+      <w:lvlJc w:val="left"/>
+      <w:pPr>
+        <w:ind w:left="2520" w:hanging="360"/>
+      </w:pPr>
+      <w:rPr>
+        <w:rFonts w:ascii="Symbol" w:hAnsi="Symbol" w:hint="default"/>
+      </w:rPr>
+    </w:lvl>
+    <w:lvl w:ilvl="4" w:tplc="04090003" w:tentative="1">
+      <w:start w:val="1"/>
+      <w:numFmt w:val="bullet"/>
+      <w:lvlText w:val="o"/>
+      <w:lvlJc w:val="left"/>
+      <w:pPr>
+        <w:ind w:left="3240" w:hanging="360"/>
+      </w:pPr>
+      <w:rPr>
+        <w:rFonts w:ascii="Courier New" w:hAnsi="Courier New" w:cs="Courier New" w:hint="default"/>
+      </w:rPr>
+    </w:lvl>
+    <w:lvl w:ilvl="5" w:tplc="04090005" w:tentative="1">
+      <w:start w:val="1"/>
+      <w:numFmt w:val="bullet"/>
+      <w:lvlText w:val=""/>
+      <w:lvlJc w:val="left"/>
+      <w:pPr>
+        <w:ind w:left="3960" w:hanging="360"/>
+      </w:pPr>
+      <w:rPr>
+        <w:rFonts w:ascii="Wingdings" w:hAnsi="Wingdings" w:hint="default"/>
+      </w:rPr>
+    </w:lvl>
+    <w:lvl w:ilvl="6" w:tplc="04090001" w:tentative="1">
+      <w:start w:val="1"/>
+      <w:numFmt w:val="bullet"/>
+      <w:lvlText w:val=""/>
+      <w:lvlJc w:val="left"/>
+      <w:pPr>
+        <w:ind w:left="4680" w:hanging="360"/>
+      </w:pPr>
+      <w:rPr>
+        <w:rFonts w:ascii="Symbol" w:hAnsi="Symbol" w:hint="default"/>
+      </w:rPr>
+    </w:lvl>
+    <w:lvl w:ilvl="7" w:tplc="04090003" w:tentative="1">
+      <w:start w:val="1"/>
+      <w:numFmt w:val="bullet"/>
+      <w:lvlText w:val="o"/>
+      <w:lvlJc w:val="left"/>
+      <w:pPr>
+        <w:ind w:left="5400" w:hanging="360"/>
+      </w:pPr>
+      <w:rPr>
+        <w:rFonts w:ascii="Courier New" w:hAnsi="Courier New" w:cs="Courier New" w:hint="default"/>
+      </w:rPr>
+    </w:lvl>
+    <w:lvl w:ilvl="8" w:tplc="04090005" w:tentative="1">
+      <w:start w:val="1"/>
+      <w:numFmt w:val="bullet"/>
+      <w:lvlText w:val=""/>
+      <w:lvlJc w:val="left"/>
+      <w:pPr>
+        <w:ind w:left="6120" w:hanging="360"/>
+      </w:pPr>
+      <w:rPr>
+        <w:rFonts w:ascii="Wingdings" w:hAnsi="Wingdings" w:hint="default"/>
+      </w:rPr>
+    </w:lvl>
+  </w:abstractNum>
+  <w:abstractNum w:abstractNumId="4" w15:restartNumberingAfterBreak="0">
+    <w:nsid w:val="24E21D0B"/>
+    <w:multiLevelType w:val="hybridMultilevel"/>
+    <w:tmpl w:val="EA1A96AE"/>
+    <w:lvl w:ilvl="0" w:tplc="04090001">
+      <w:start w:val="1"/>
+      <w:numFmt w:val="bullet"/>
+      <w:lvlText w:val=""/>
+      <w:lvlJc w:val="left"/>
+      <w:pPr>
+        <w:ind w:left="720" w:hanging="360"/>
+      </w:pPr>
+      <w:rPr>
+        <w:rFonts w:ascii="Symbol" w:hAnsi="Symbol" w:hint="default"/>
+      </w:rPr>
+    </w:lvl>
+    <w:lvl w:ilvl="1" w:tplc="04090003" w:tentative="1">
+      <w:start w:val="1"/>
+      <w:numFmt w:val="bullet"/>
+      <w:lvlText w:val="o"/>
+      <w:lvlJc w:val="left"/>
+      <w:pPr>
+        <w:ind w:left="1440" w:hanging="360"/>
+      </w:pPr>
+      <w:rPr>
+        <w:rFonts w:ascii="Courier New" w:hAnsi="Courier New" w:cs="Courier New" w:hint="default"/>
+      </w:rPr>
+    </w:lvl>
+    <w:lvl w:ilvl="2" w:tplc="04090005" w:tentative="1">
+      <w:start w:val="1"/>
+      <w:numFmt w:val="bullet"/>
+      <w:lvlText w:val=""/>
+      <w:lvlJc w:val="left"/>
+      <w:pPr>
+        <w:ind w:left="2160" w:hanging="360"/>
+      </w:pPr>
+      <w:rPr>
+        <w:rFonts w:ascii="Wingdings" w:hAnsi="Wingdings" w:hint="default"/>
+      </w:rPr>
+    </w:lvl>
+    <w:lvl w:ilvl="3" w:tplc="04090001" w:tentative="1">
+      <w:start w:val="1"/>
+      <w:numFmt w:val="bullet"/>
+      <w:lvlText w:val=""/>
+      <w:lvlJc w:val="left"/>
+      <w:pPr>
+        <w:ind w:left="2880" w:hanging="360"/>
+      </w:pPr>
+      <w:rPr>
+        <w:rFonts w:ascii="Symbol" w:hAnsi="Symbol" w:hint="default"/>
+      </w:rPr>
+    </w:lvl>
+    <w:lvl w:ilvl="4" w:tplc="04090003" w:tentative="1">
+      <w:start w:val="1"/>
+      <w:numFmt w:val="bullet"/>
+      <w:lvlText w:val="o"/>
+      <w:lvlJc w:val="left"/>
+      <w:pPr>
+        <w:ind w:left="3600" w:hanging="360"/>
+      </w:pPr>
+      <w:rPr>
+        <w:rFonts w:ascii="Courier New" w:hAnsi="Courier New" w:cs="Courier New" w:hint="default"/>
+      </w:rPr>
+    </w:lvl>
+    <w:lvl w:ilvl="5" w:tplc="04090005" w:tentative="1">
+      <w:start w:val="1"/>
+      <w:numFmt w:val="bullet"/>
+      <w:lvlText w:val=""/>
+      <w:lvlJc w:val="left"/>
+      <w:pPr>
+        <w:ind w:left="4320" w:hanging="360"/>
+      </w:pPr>
+      <w:rPr>
+        <w:rFonts w:ascii="Wingdings" w:hAnsi="Wingdings" w:hint="default"/>
+      </w:rPr>
+    </w:lvl>
+    <w:lvl w:ilvl="6" w:tplc="04090001" w:tentative="1">
+      <w:start w:val="1"/>
+      <w:numFmt w:val="bullet"/>
+      <w:lvlText w:val=""/>
+      <w:lvlJc w:val="left"/>
+      <w:pPr>
+        <w:ind w:left="5040" w:hanging="360"/>
+      </w:pPr>
+      <w:rPr>
+        <w:rFonts w:ascii="Symbol" w:hAnsi="Symbol" w:hint="default"/>
+      </w:rPr>
+    </w:lvl>
+    <w:lvl w:ilvl="7" w:tplc="04090003" w:tentative="1">
+      <w:start w:val="1"/>
+      <w:numFmt w:val="bullet"/>
+      <w:lvlText w:val="o"/>
+      <w:lvlJc w:val="left"/>
+      <w:pPr>
+        <w:ind w:left="5760" w:hanging="360"/>
+      </w:pPr>
+      <w:rPr>
+        <w:rFonts w:ascii="Courier New" w:hAnsi="Courier New" w:cs="Courier New" w:hint="default"/>
+      </w:rPr>
+    </w:lvl>
+    <w:lvl w:ilvl="8" w:tplc="04090005" w:tentative="1">
+      <w:start w:val="1"/>
+      <w:numFmt w:val="bullet"/>
+      <w:lvlText w:val=""/>
+      <w:lvlJc w:val="left"/>
+      <w:pPr>
+        <w:ind w:left="6480" w:hanging="360"/>
+      </w:pPr>
+      <w:rPr>
+        <w:rFonts w:ascii="Wingdings" w:hAnsi="Wingdings" w:hint="default"/>
+      </w:rPr>
+    </w:lvl>
+  </w:abstractNum>
+  <w:abstractNum w:abstractNumId="5" w15:restartNumberingAfterBreak="0">
+    <w:nsid w:val="27B74349"/>
+    <w:multiLevelType w:val="hybridMultilevel"/>
+    <w:tmpl w:val="42F65AFE"/>
+    <w:lvl w:ilvl="0" w:tplc="D4A43EEC">
+      <w:numFmt w:val="bullet"/>
+      <w:lvlText w:val=""/>
+      <w:lvlJc w:val="left"/>
+      <w:pPr>
+        <w:ind w:left="720" w:hanging="360"/>
+      </w:pPr>
+      <w:rPr>
+        <w:rFonts w:ascii="Times New Roman" w:eastAsiaTheme="minorEastAsia" w:hAnsi="Times New Roman" w:cs="Times New Roman" w:hint="default"/>
+      </w:rPr>
+    </w:lvl>
+    <w:lvl w:ilvl="1" w:tplc="04090003" w:tentative="1">
+      <w:start w:val="1"/>
+      <w:numFmt w:val="bullet"/>
+      <w:lvlText w:val="o"/>
+      <w:lvlJc w:val="left"/>
+      <w:pPr>
+        <w:ind w:left="1440" w:hanging="360"/>
+      </w:pPr>
+      <w:rPr>
+        <w:rFonts w:ascii="Courier New" w:hAnsi="Courier New" w:cs="Courier New" w:hint="default"/>
+      </w:rPr>
+    </w:lvl>
+    <w:lvl w:ilvl="2" w:tplc="04090005" w:tentative="1">
+      <w:start w:val="1"/>
+      <w:numFmt w:val="bullet"/>
+      <w:lvlText w:val=""/>
+      <w:lvlJc w:val="left"/>
+      <w:pPr>
+        <w:ind w:left="2160" w:hanging="360"/>
+      </w:pPr>
+      <w:rPr>
+        <w:rFonts w:ascii="Wingdings" w:hAnsi="Wingdings" w:hint="default"/>
+      </w:rPr>
+    </w:lvl>
+    <w:lvl w:ilvl="3" w:tplc="04090001" w:tentative="1">
+      <w:start w:val="1"/>
+      <w:numFmt w:val="bullet"/>
+      <w:lvlText w:val=""/>
+      <w:lvlJc w:val="left"/>
+      <w:pPr>
+        <w:ind w:left="2880" w:hanging="360"/>
+      </w:pPr>
+      <w:rPr>
+        <w:rFonts w:ascii="Symbol" w:hAnsi="Symbol" w:hint="default"/>
+      </w:rPr>
+    </w:lvl>
+    <w:lvl w:ilvl="4" w:tplc="04090003" w:tentative="1">
+      <w:start w:val="1"/>
+      <w:numFmt w:val="bullet"/>
+      <w:lvlText w:val="o"/>
+      <w:lvlJc w:val="left"/>
+      <w:pPr>
+        <w:ind w:left="3600" w:hanging="360"/>
+      </w:pPr>
+      <w:rPr>
+        <w:rFonts w:ascii="Courier New" w:hAnsi="Courier New" w:cs="Courier New" w:hint="default"/>
+      </w:rPr>
+    </w:lvl>
+    <w:lvl w:ilvl="5" w:tplc="04090005" w:tentative="1">
+      <w:start w:val="1"/>
+      <w:numFmt w:val="bullet"/>
+      <w:lvlText w:val=""/>
+      <w:lvlJc w:val="left"/>
+      <w:pPr>
+        <w:ind w:left="4320" w:hanging="360"/>
+      </w:pPr>
+      <w:rPr>
+        <w:rFonts w:ascii="Wingdings" w:hAnsi="Wingdings" w:hint="default"/>
+      </w:rPr>
+    </w:lvl>
+    <w:lvl w:ilvl="6" w:tplc="04090001" w:tentative="1">
+      <w:start w:val="1"/>
+      <w:numFmt w:val="bullet"/>
+      <w:lvlText w:val=""/>
+      <w:lvlJc w:val="left"/>
+      <w:pPr>
+        <w:ind w:left="5040" w:hanging="360"/>
+      </w:pPr>
+      <w:rPr>
+        <w:rFonts w:ascii="Symbol" w:hAnsi="Symbol" w:hint="default"/>
+      </w:rPr>
+    </w:lvl>
+    <w:lvl w:ilvl="7" w:tplc="04090003" w:tentative="1">
+      <w:start w:val="1"/>
+      <w:numFmt w:val="bullet"/>
+      <w:lvlText w:val="o"/>
+      <w:lvlJc w:val="left"/>
+      <w:pPr>
+        <w:ind w:left="5760" w:hanging="360"/>
+      </w:pPr>
+      <w:rPr>
+        <w:rFonts w:ascii="Courier New" w:hAnsi="Courier New" w:cs="Courier New" w:hint="default"/>
+      </w:rPr>
+    </w:lvl>
+    <w:lvl w:ilvl="8" w:tplc="04090005" w:tentative="1">
+      <w:start w:val="1"/>
+      <w:numFmt w:val="bullet"/>
+      <w:lvlText w:val=""/>
+      <w:lvlJc w:val="left"/>
+      <w:pPr>
+        <w:ind w:left="6480" w:hanging="360"/>
+      </w:pPr>
+      <w:rPr>
+        <w:rFonts w:ascii="Wingdings" w:hAnsi="Wingdings" w:hint="default"/>
+      </w:rPr>
+    </w:lvl>
+  </w:abstractNum>
+  <w:abstractNum w:abstractNumId="6" w15:restartNumberingAfterBreak="0">
+    <w:nsid w:val="32FE6CCB"/>
+    <w:multiLevelType w:val="hybridMultilevel"/>
+    <w:tmpl w:val="0C080CA4"/>
+    <w:lvl w:ilvl="0" w:tplc="04090001">
+      <w:start w:val="1"/>
+      <w:numFmt w:val="bullet"/>
+      <w:lvlText w:val=""/>
+      <w:lvlJc w:val="left"/>
+      <w:pPr>
+        <w:ind w:left="720" w:hanging="360"/>
+      </w:pPr>
+      <w:rPr>
+        <w:rFonts w:ascii="Symbol" w:hAnsi="Symbol" w:hint="default"/>
+      </w:rPr>
+    </w:lvl>
+    <w:lvl w:ilvl="1" w:tplc="04090003" w:tentative="1">
+      <w:start w:val="1"/>
+      <w:numFmt w:val="bullet"/>
+      <w:lvlText w:val="o"/>
+      <w:lvlJc w:val="left"/>
+      <w:pPr>
+        <w:ind w:left="1440" w:hanging="360"/>
+      </w:pPr>
+      <w:rPr>
+        <w:rFonts w:ascii="Courier New" w:hAnsi="Courier New" w:cs="Courier New" w:hint="default"/>
+      </w:rPr>
+    </w:lvl>
+    <w:lvl w:ilvl="2" w:tplc="04090005" w:tentative="1">
+      <w:start w:val="1"/>
+      <w:numFmt w:val="bullet"/>
+      <w:lvlText w:val=""/>
+      <w:lvlJc w:val="left"/>
+      <w:pPr>
+        <w:ind w:left="2160" w:hanging="360"/>
+      </w:pPr>
+      <w:rPr>
+        <w:rFonts w:ascii="Wingdings" w:hAnsi="Wingdings" w:hint="default"/>
+      </w:rPr>
+    </w:lvl>
+    <w:lvl w:ilvl="3" w:tplc="04090001" w:tentative="1">
+      <w:start w:val="1"/>
+      <w:numFmt w:val="bullet"/>
+      <w:lvlText w:val=""/>
+      <w:lvlJc w:val="left"/>
+      <w:pPr>
+        <w:ind w:left="2880" w:hanging="360"/>
+      </w:pPr>
+      <w:rPr>
+        <w:rFonts w:ascii="Symbol" w:hAnsi="Symbol" w:hint="default"/>
+      </w:rPr>
+    </w:lvl>
+    <w:lvl w:ilvl="4" w:tplc="04090003" w:tentative="1">
+      <w:start w:val="1"/>
+      <w:numFmt w:val="bullet"/>
+      <w:lvlText w:val="o"/>
+      <w:lvlJc w:val="left"/>
+      <w:pPr>
+        <w:ind w:left="3600" w:hanging="360"/>
+      </w:pPr>
+      <w:rPr>
+        <w:rFonts w:ascii="Courier New" w:hAnsi="Courier New" w:cs="Courier New" w:hint="default"/>
+      </w:rPr>
+    </w:lvl>
+    <w:lvl w:ilvl="5" w:tplc="04090005" w:tentative="1">
+      <w:start w:val="1"/>
+      <w:numFmt w:val="bullet"/>
+      <w:lvlText w:val=""/>
+      <w:lvlJc w:val="left"/>
+      <w:pPr>
+        <w:ind w:left="4320" w:hanging="360"/>
+      </w:pPr>
+      <w:rPr>
+        <w:rFonts w:ascii="Wingdings" w:hAnsi="Wingdings" w:hint="default"/>
+      </w:rPr>
+    </w:lvl>
+    <w:lvl w:ilvl="6" w:tplc="04090001" w:tentative="1">
+      <w:start w:val="1"/>
+      <w:numFmt w:val="bullet"/>
+      <w:lvlText w:val=""/>
+      <w:lvlJc w:val="left"/>
+      <w:pPr>
+        <w:ind w:left="5040" w:hanging="360"/>
+      </w:pPr>
+      <w:rPr>
+        <w:rFonts w:ascii="Symbol" w:hAnsi="Symbol" w:hint="default"/>
+      </w:rPr>
+    </w:lvl>
+    <w:lvl w:ilvl="7" w:tplc="04090003" w:tentative="1">
+      <w:start w:val="1"/>
+      <w:numFmt w:val="bullet"/>
+      <w:lvlText w:val="o"/>
+      <w:lvlJc w:val="left"/>
+      <w:pPr>
+        <w:ind w:left="5760" w:hanging="360"/>
+      </w:pPr>
+      <w:rPr>
+        <w:rFonts w:ascii="Courier New" w:hAnsi="Courier New" w:cs="Courier New" w:hint="default"/>
+      </w:rPr>
+    </w:lvl>
+    <w:lvl w:ilvl="8" w:tplc="04090005" w:tentative="1">
+      <w:start w:val="1"/>
+      <w:numFmt w:val="bullet"/>
+      <w:lvlText w:val=""/>
+      <w:lvlJc w:val="left"/>
+      <w:pPr>
+        <w:ind w:left="6480" w:hanging="360"/>
+      </w:pPr>
+      <w:rPr>
+        <w:rFonts w:ascii="Wingdings" w:hAnsi="Wingdings" w:hint="default"/>
+      </w:rPr>
+    </w:lvl>
+  </w:abstractNum>
+  <w:num w:numId="1" w16cid:durableId="355350549">
+    <w:abstractNumId w:val="6"/>
+  </w:num>
+  <w:num w:numId="2" w16cid:durableId="1857768825">
+    <w:abstractNumId w:val="5"/>
+  </w:num>
+  <w:num w:numId="3" w16cid:durableId="1191600548">
+    <w:abstractNumId w:val="2"/>
+  </w:num>
+  <w:num w:numId="4" w16cid:durableId="1287815120">
+    <w:abstractNumId w:val="4"/>
+  </w:num>
+  <w:num w:numId="5" w16cid:durableId="1056199104">
+    <w:abstractNumId w:val="3"/>
+  </w:num>
+  <w:num w:numId="6" w16cid:durableId="1344556190">
+    <w:abstractNumId w:val="1"/>
+  </w:num>
+  <w:num w:numId="7" w16cid:durableId="891816798">
+    <w:abstractNumId w:val="0"/>
+  </w:num>
+</w:numbering>
 </file>
 
 <file path=word/styles.xml><?xml version="1.0" encoding="utf-8"?>
@@ -1564,6 +3477,29 @@
       <w:spacing w:val="5"/>
     </w:rPr>
   </w:style>
+  <w:style w:type="character" w:styleId="Hyperlink">
+    <w:name w:val="Hyperlink"/>
+    <w:basedOn w:val="DefaultParagraphFont"/>
+    <w:uiPriority w:val="99"/>
+    <w:unhideWhenUsed/>
+    <w:rsid w:val="002E4531"/>
+    <w:rPr>
+      <w:color w:val="467886" w:themeColor="hyperlink"/>
+      <w:u w:val="single"/>
+    </w:rPr>
+  </w:style>
+  <w:style w:type="character" w:styleId="UnresolvedMention">
+    <w:name w:val="Unresolved Mention"/>
+    <w:basedOn w:val="DefaultParagraphFont"/>
+    <w:uiPriority w:val="99"/>
+    <w:semiHidden/>
+    <w:unhideWhenUsed/>
+    <w:rsid w:val="002E4531"/>
+    <w:rPr>
+      <w:color w:val="605E5C"/>
+      <w:shd w:val="clear" w:color="auto" w:fill="E1DFDD"/>
+    </w:rPr>
+  </w:style>
 </w:styles>
 </file>
 

--- a/doc/synopsis.docx
+++ b/doc/synopsis.docx
@@ -842,81 +842,144 @@
           <w:sz w:val="22"/>
           <w:szCs w:val="22"/>
         </w:rPr>
-        <w:t>Continuous</w:t>
-      </w:r>
-      <w:r>
-        <w:rPr>
-          <w:rFonts w:ascii="Times New Roman" w:hAnsi="Times New Roman" w:cs="Times New Roman"/>
-          <w:b/>
-          <w:bCs/>
-          <w:sz w:val="22"/>
-          <w:szCs w:val="22"/>
-        </w:rPr>
+        <w:t xml:space="preserve">Critical </w:t>
+      </w:r>
+      <w:r>
+        <w:rPr>
+          <w:rFonts w:ascii="Times New Roman" w:hAnsi="Times New Roman" w:cs="Times New Roman"/>
+          <w:b/>
+          <w:bCs/>
+          <w:sz w:val="22"/>
+          <w:szCs w:val="22"/>
+        </w:rPr>
+        <w:t>d</w:t>
+      </w:r>
+      <w:r>
+        <w:rPr>
+          <w:rFonts w:ascii="Times New Roman" w:hAnsi="Times New Roman" w:cs="Times New Roman"/>
+          <w:b/>
+          <w:bCs/>
+          <w:sz w:val="22"/>
+          <w:szCs w:val="22"/>
+        </w:rPr>
+        <w:t>ata</w:t>
+      </w:r>
+      <w:r>
+        <w:rPr>
+          <w:rFonts w:ascii="Times New Roman" w:hAnsi="Times New Roman" w:cs="Times New Roman"/>
+          <w:b/>
+          <w:bCs/>
+          <w:sz w:val="22"/>
+          <w:szCs w:val="22"/>
+        </w:rPr>
+        <w:t xml:space="preserve"> infrastructure</w:t>
+      </w:r>
+      <w:r>
+        <w:rPr>
+          <w:rFonts w:ascii="Times New Roman" w:hAnsi="Times New Roman" w:cs="Times New Roman"/>
+          <w:sz w:val="22"/>
+          <w:szCs w:val="22"/>
+        </w:rPr>
+        <w:t xml:space="preserve">: </w:t>
+      </w:r>
+      <w:r>
+        <w:rPr>
+          <w:rFonts w:ascii="Times New Roman" w:hAnsi="Times New Roman" w:cs="Times New Roman"/>
+          <w:sz w:val="22"/>
+          <w:szCs w:val="22"/>
+        </w:rPr>
+        <w:t xml:space="preserve">TransitPD </w:t>
+      </w:r>
+      <w:r>
+        <w:rPr>
+          <w:rFonts w:ascii="Times New Roman" w:hAnsi="Times New Roman" w:cs="Times New Roman"/>
+          <w:sz w:val="22"/>
+          <w:szCs w:val="22"/>
+        </w:rPr>
+        <w:t xml:space="preserve">continuously </w:t>
+      </w:r>
+      <w:r>
+        <w:rPr>
+          <w:rFonts w:ascii="Times New Roman" w:hAnsi="Times New Roman" w:cs="Times New Roman"/>
+          <w:sz w:val="22"/>
+          <w:szCs w:val="22"/>
+        </w:rPr>
+        <w:t>archives</w:t>
+      </w:r>
+      <w:r>
+        <w:rPr>
+          <w:rFonts w:ascii="Times New Roman" w:hAnsi="Times New Roman" w:cs="Times New Roman"/>
+          <w:sz w:val="22"/>
+          <w:szCs w:val="22"/>
+        </w:rPr>
+        <w:t xml:space="preserve"> real-time and static </w:t>
+      </w:r>
+      <w:r>
+        <w:rPr>
+          <w:rFonts w:ascii="Times New Roman" w:hAnsi="Times New Roman" w:cs="Times New Roman"/>
+          <w:sz w:val="22"/>
+          <w:szCs w:val="22"/>
+        </w:rPr>
+        <w:t>G</w:t>
+      </w:r>
+      <w:r>
+        <w:rPr>
+          <w:rFonts w:ascii="Times New Roman" w:hAnsi="Times New Roman" w:cs="Times New Roman"/>
+          <w:sz w:val="22"/>
+          <w:szCs w:val="22"/>
+        </w:rPr>
+        <w:t>TFS data from over 100 transit agencies</w:t>
+      </w:r>
+      <w:r>
+        <w:rPr>
+          <w:rFonts w:ascii="Times New Roman" w:hAnsi="Times New Roman" w:cs="Times New Roman"/>
+          <w:sz w:val="22"/>
+          <w:szCs w:val="22"/>
+        </w:rPr>
+        <w:t xml:space="preserve"> at 1-minute frequency</w:t>
+      </w:r>
+      <w:r>
+        <w:rPr>
+          <w:rFonts w:ascii="Times New Roman" w:hAnsi="Times New Roman" w:cs="Times New Roman"/>
+          <w:sz w:val="22"/>
+          <w:szCs w:val="22"/>
+        </w:rPr>
+        <w:t>, establishing the first continuous, standardized national database of transit</w:t>
+      </w:r>
+      <w:r>
+        <w:rPr>
+          <w:rFonts w:ascii="Times New Roman" w:hAnsi="Times New Roman" w:cs="Times New Roman"/>
+          <w:sz w:val="22"/>
+          <w:szCs w:val="22"/>
+        </w:rPr>
+        <w:t xml:space="preserve"> on-time performance</w:t>
+      </w:r>
+      <w:r>
+        <w:rPr>
+          <w:rFonts w:ascii="Times New Roman" w:hAnsi="Times New Roman" w:cs="Times New Roman"/>
+          <w:sz w:val="22"/>
+          <w:szCs w:val="22"/>
+        </w:rPr>
+        <w:t>. It</w:t>
+      </w:r>
+      <w:r>
         <w:t xml:space="preserve"> </w:t>
       </w:r>
       <w:r>
         <w:rPr>
           <w:rFonts w:ascii="Times New Roman" w:hAnsi="Times New Roman" w:cs="Times New Roman"/>
-          <w:b/>
-          <w:bCs/>
-          <w:sz w:val="22"/>
-          <w:szCs w:val="22"/>
-        </w:rPr>
-        <w:t>d</w:t>
-      </w:r>
-      <w:r>
-        <w:rPr>
-          <w:rFonts w:ascii="Times New Roman" w:hAnsi="Times New Roman" w:cs="Times New Roman"/>
-          <w:b/>
-          <w:bCs/>
-          <w:sz w:val="22"/>
-          <w:szCs w:val="22"/>
-        </w:rPr>
-        <w:t xml:space="preserve">ata </w:t>
-      </w:r>
-      <w:r>
-        <w:rPr>
-          <w:rFonts w:ascii="Times New Roman" w:hAnsi="Times New Roman" w:cs="Times New Roman"/>
-          <w:b/>
-          <w:bCs/>
-          <w:sz w:val="22"/>
-          <w:szCs w:val="22"/>
-        </w:rPr>
-        <w:t>a</w:t>
-      </w:r>
-      <w:r>
-        <w:rPr>
-          <w:rFonts w:ascii="Times New Roman" w:hAnsi="Times New Roman" w:cs="Times New Roman"/>
-          <w:b/>
-          <w:bCs/>
-          <w:sz w:val="22"/>
-          <w:szCs w:val="22"/>
-        </w:rPr>
-        <w:t>rchiving</w:t>
-      </w:r>
-      <w:r>
-        <w:rPr>
-          <w:rFonts w:ascii="Times New Roman" w:hAnsi="Times New Roman" w:cs="Times New Roman"/>
-          <w:sz w:val="22"/>
-          <w:szCs w:val="22"/>
-        </w:rPr>
-        <w:t xml:space="preserve">: </w:t>
-      </w:r>
-      <w:r>
-        <w:rPr>
-          <w:rFonts w:ascii="Times New Roman" w:hAnsi="Times New Roman" w:cs="Times New Roman"/>
-          <w:sz w:val="22"/>
-          <w:szCs w:val="22"/>
-        </w:rPr>
-        <w:t xml:space="preserve">TransitPD </w:t>
-      </w:r>
-      <w:r>
-        <w:rPr>
-          <w:rFonts w:ascii="Times New Roman" w:hAnsi="Times New Roman" w:cs="Times New Roman"/>
-          <w:sz w:val="22"/>
-          <w:szCs w:val="22"/>
-        </w:rPr>
-        <w:t>preserve</w:t>
+          <w:sz w:val="22"/>
+          <w:szCs w:val="22"/>
+        </w:rPr>
+        <w:t>also</w:t>
+      </w:r>
+      <w:r>
+        <w:rPr>
+          <w:rFonts w:ascii="Times New Roman" w:hAnsi="Times New Roman" w:cs="Times New Roman"/>
+          <w:sz w:val="22"/>
+          <w:szCs w:val="22"/>
+        </w:rPr>
+        <w:t xml:space="preserve"> provide</w:t>
       </w:r>
       <w:r>
         <w:rPr>
@@ -932,57 +995,30 @@
           <w:sz w:val="22"/>
           <w:szCs w:val="22"/>
         </w:rPr>
-        <w:t xml:space="preserve"> real-time and static </w:t>
-      </w:r>
-      <w:r>
-        <w:rPr>
-          <w:rFonts w:ascii="Times New Roman" w:hAnsi="Times New Roman" w:cs="Times New Roman"/>
-          <w:sz w:val="22"/>
-          <w:szCs w:val="22"/>
-        </w:rPr>
-        <w:t>G</w:t>
-      </w:r>
-      <w:r>
-        <w:rPr>
-          <w:rFonts w:ascii="Times New Roman" w:hAnsi="Times New Roman" w:cs="Times New Roman"/>
-          <w:sz w:val="22"/>
-          <w:szCs w:val="22"/>
-        </w:rPr>
-        <w:t>TFS data from over 100 transit agencies</w:t>
-      </w:r>
-      <w:r>
-        <w:rPr>
-          <w:rFonts w:ascii="Times New Roman" w:hAnsi="Times New Roman" w:cs="Times New Roman"/>
-          <w:sz w:val="22"/>
-          <w:szCs w:val="22"/>
-        </w:rPr>
-        <w:t xml:space="preserve"> at 1-minute frequency</w:t>
-      </w:r>
-      <w:r>
-        <w:rPr>
-          <w:rFonts w:ascii="Times New Roman" w:hAnsi="Times New Roman" w:cs="Times New Roman"/>
-          <w:sz w:val="22"/>
-          <w:szCs w:val="22"/>
-        </w:rPr>
-        <w:t>, establishing the first continuous, standardized national database of transit</w:t>
-      </w:r>
-      <w:r>
-        <w:rPr>
-          <w:rFonts w:ascii="Times New Roman" w:hAnsi="Times New Roman" w:cs="Times New Roman"/>
-          <w:sz w:val="22"/>
-          <w:szCs w:val="22"/>
-        </w:rPr>
-        <w:t xml:space="preserve"> on-time performance</w:t>
-      </w:r>
-      <w:r>
-        <w:rPr>
-          <w:rFonts w:ascii="Times New Roman" w:hAnsi="Times New Roman" w:cs="Times New Roman"/>
-          <w:sz w:val="22"/>
-          <w:szCs w:val="22"/>
-        </w:rPr>
-        <w:t>. It</w:t>
-      </w:r>
-      <w:r>
+        <w:t xml:space="preserve"> accessible real-time data </w:t>
+      </w:r>
+      <w:r>
+        <w:rPr>
+          <w:rFonts w:ascii="Times New Roman" w:hAnsi="Times New Roman" w:cs="Times New Roman"/>
+          <w:sz w:val="22"/>
+          <w:szCs w:val="22"/>
+        </w:rPr>
+        <w:t>API</w:t>
+      </w:r>
+      <w:r>
+        <w:rPr>
+          <w:rFonts w:ascii="Times New Roman" w:hAnsi="Times New Roman" w:cs="Times New Roman"/>
+          <w:sz w:val="22"/>
+          <w:szCs w:val="22"/>
+        </w:rPr>
+        <w:t>s</w:t>
+      </w:r>
+      <w:r>
+        <w:rPr>
+          <w:rFonts w:ascii="Times New Roman" w:hAnsi="Times New Roman" w:cs="Times New Roman"/>
+          <w:sz w:val="22"/>
+          <w:szCs w:val="22"/>
+        </w:rPr>
         <w:t xml:space="preserve"> </w:t>
       </w:r>
       <w:r>
@@ -991,47 +1027,7 @@
           <w:sz w:val="22"/>
           <w:szCs w:val="22"/>
         </w:rPr>
-        <w:t>also</w:t>
-      </w:r>
-      <w:r>
-        <w:rPr>
-          <w:rFonts w:ascii="Times New Roman" w:hAnsi="Times New Roman" w:cs="Times New Roman"/>
-          <w:sz w:val="22"/>
-          <w:szCs w:val="22"/>
-        </w:rPr>
-        <w:t xml:space="preserve"> provide</w:t>
-      </w:r>
-      <w:r>
-        <w:rPr>
-          <w:rFonts w:ascii="Times New Roman" w:hAnsi="Times New Roman" w:cs="Times New Roman"/>
-          <w:sz w:val="22"/>
-          <w:szCs w:val="22"/>
-        </w:rPr>
-        <w:t>s</w:t>
-      </w:r>
-      <w:r>
-        <w:rPr>
-          <w:rFonts w:ascii="Times New Roman" w:hAnsi="Times New Roman" w:cs="Times New Roman"/>
-          <w:sz w:val="22"/>
-          <w:szCs w:val="22"/>
-        </w:rPr>
-        <w:t xml:space="preserve"> an accessible real-time data </w:t>
-      </w:r>
-      <w:r>
-        <w:rPr>
-          <w:rFonts w:ascii="Times New Roman" w:hAnsi="Times New Roman" w:cs="Times New Roman"/>
-          <w:sz w:val="22"/>
-          <w:szCs w:val="22"/>
-        </w:rPr>
-        <w:t xml:space="preserve">API </w:t>
-      </w:r>
-      <w:r>
-        <w:rPr>
-          <w:rFonts w:ascii="Times New Roman" w:hAnsi="Times New Roman" w:cs="Times New Roman"/>
-          <w:sz w:val="22"/>
-          <w:szCs w:val="22"/>
-        </w:rPr>
-        <w:t>for accurate transit analysis and evidence-based planning</w:t>
+        <w:t>for evidence-based planning</w:t>
       </w:r>
       <w:r>
         <w:rPr>
@@ -1137,15 +1133,7 @@
           <w:sz w:val="22"/>
           <w:szCs w:val="22"/>
         </w:rPr>
-        <w:t>f</w:t>
-      </w:r>
-      <w:r>
-        <w:rPr>
-          <w:rFonts w:ascii="Times New Roman" w:hAnsi="Times New Roman" w:cs="Times New Roman"/>
-          <w:sz w:val="22"/>
-          <w:szCs w:val="22"/>
-        </w:rPr>
-        <w:t>use</w:t>
+        <w:t>analyze</w:t>
       </w:r>
       <w:r>
         <w:rPr>
@@ -1161,14 +1149,6 @@
           <w:sz w:val="22"/>
           <w:szCs w:val="22"/>
         </w:rPr>
-        <w:t xml:space="preserve"> heterogeneous datasets to capture and analyze the multidimensional aspects of transit performance</w:t>
-      </w:r>
-      <w:r>
-        <w:rPr>
-          <w:rFonts w:ascii="Times New Roman" w:hAnsi="Times New Roman" w:cs="Times New Roman"/>
-          <w:sz w:val="22"/>
-          <w:szCs w:val="22"/>
-        </w:rPr>
         <w:t xml:space="preserve"> </w:t>
       </w:r>
       <w:r>
@@ -1177,15 +1157,23 @@
           <w:sz w:val="22"/>
           <w:szCs w:val="22"/>
         </w:rPr>
-        <w:t>across time and space</w:t>
-      </w:r>
-      <w:r>
-        <w:rPr>
-          <w:rFonts w:ascii="Times New Roman" w:hAnsi="Times New Roman" w:cs="Times New Roman"/>
-          <w:sz w:val="22"/>
-          <w:szCs w:val="22"/>
-        </w:rPr>
-        <w:t>,</w:t>
+        <w:t xml:space="preserve">the high-resolution, high-fidelity spatiotemporal patterns of </w:t>
+      </w:r>
+      <w:r>
+        <w:rPr>
+          <w:rFonts w:ascii="Times New Roman" w:hAnsi="Times New Roman" w:cs="Times New Roman"/>
+          <w:sz w:val="22"/>
+          <w:szCs w:val="22"/>
+        </w:rPr>
+        <w:t xml:space="preserve">delay, </w:t>
+      </w:r>
+      <w:r>
+        <w:rPr>
+          <w:rFonts w:ascii="Times New Roman" w:hAnsi="Times New Roman" w:cs="Times New Roman"/>
+          <w:sz w:val="22"/>
+          <w:szCs w:val="22"/>
+        </w:rPr>
+        <w:t>reliability, accessibility, and community experience</w:t>
       </w:r>
       <w:r>
         <w:rPr>
@@ -1201,23 +1189,46 @@
           <w:sz w:val="22"/>
           <w:szCs w:val="22"/>
         </w:rPr>
-        <w:t xml:space="preserve">including </w:t>
-      </w:r>
-      <w:r>
-        <w:rPr>
-          <w:rFonts w:ascii="Times New Roman" w:hAnsi="Times New Roman" w:cs="Times New Roman"/>
-          <w:sz w:val="22"/>
-          <w:szCs w:val="22"/>
-        </w:rPr>
-        <w:t xml:space="preserve">delay, </w:t>
-      </w:r>
-      <w:r>
-        <w:rPr>
-          <w:rFonts w:ascii="Times New Roman" w:hAnsi="Times New Roman" w:cs="Times New Roman"/>
-          <w:sz w:val="22"/>
-          <w:szCs w:val="22"/>
-        </w:rPr>
-        <w:t>reliability, accessibility, and community experience</w:t>
+        <w:fldChar w:fldCharType="begin"/>
+      </w:r>
+      <w:r>
+        <w:rPr>
+          <w:rFonts w:ascii="Times New Roman" w:hAnsi="Times New Roman" w:cs="Times New Roman"/>
+          <w:sz w:val="22"/>
+          <w:szCs w:val="22"/>
+        </w:rPr>
+        <w:instrText xml:space="preserve"> ADDIN ZOTERO_ITEM CSL_CITATION {"citationID":"R8jHWDuW","properties":{"formattedCitation":"(Liu et al., 2022, 2024)","plainCitation":"(Liu et al., 2022, 2024)","noteIndex":0},"citationItems":[{"id":1193,"uris":["http://zotero.org/users/9738374/items/JBVJE6NE"],"itemData":{"id":1193,"type":"article-journal","container-title":"Journal of Geographical Systems","ISSN":"1435-5949","journalAbbreviation":"Journal of Geographical Systems","license":"All rights reserved","note":"publisher: Springer","page":"1-23","title":"Realizable accessibility: evaluating the reliability of public transit accessibility using high-resolution real-time data","author":[{"family":"Liu","given":"Luyu"},{"family":"Porr","given":"Adam"},{"family":"Miller","given":"Harvey J"}],"issued":{"date-parts":[["2022"]]}}},{"id":1083,"uris":["http://zotero.org/users/9738374/items/DPK3HA5F"],"itemData":{"id":1083,"type":"article-journal","container-title":"Journal of Transport Geography","ISSN":"0966-6923","journalAbbreviation":"Journal of Transport Geography","note":"publisher: Elsevier","page":"103769","title":"Measuring the impacts of disruptions on public transit accessibility and reliability","volume":"114","author":[{"family":"Liu","given":"Luyu"},{"family":"Porr","given":"Adam"},{"family":"Miller","given":"Harvey J"}],"issued":{"date-parts":[["2024"]]}}}],"schema":"https://github.com/citation-style-language/schema/raw/master/csl-citation.json"} </w:instrText>
+      </w:r>
+      <w:r>
+        <w:rPr>
+          <w:rFonts w:ascii="Times New Roman" w:hAnsi="Times New Roman" w:cs="Times New Roman"/>
+          <w:sz w:val="22"/>
+          <w:szCs w:val="22"/>
+        </w:rPr>
+        <w:fldChar w:fldCharType="separate"/>
+      </w:r>
+      <w:r>
+        <w:rPr>
+          <w:rFonts w:ascii="Times New Roman" w:hAnsi="Times New Roman" w:cs="Times New Roman"/>
+          <w:sz w:val="22"/>
+        </w:rPr>
+        <w:t>(Liu et al., 2022, 2024)</w:t>
+      </w:r>
+      <w:r>
+        <w:rPr>
+          <w:rFonts w:ascii="Times New Roman" w:hAnsi="Times New Roman" w:cs="Times New Roman"/>
+          <w:sz w:val="22"/>
+          <w:szCs w:val="22"/>
+        </w:rPr>
+        <w:fldChar w:fldCharType="end"/>
+      </w:r>
+      <w:r>
+        <w:rPr>
+          <w:rFonts w:ascii="Times New Roman" w:hAnsi="Times New Roman" w:cs="Times New Roman"/>
+          <w:sz w:val="22"/>
+          <w:szCs w:val="22"/>
+        </w:rPr>
+        <w:t>.</w:t>
       </w:r>
       <w:r>
         <w:rPr>
@@ -1233,54 +1244,23 @@
           <w:sz w:val="22"/>
           <w:szCs w:val="22"/>
         </w:rPr>
-        <w:fldChar w:fldCharType="begin"/>
-      </w:r>
-      <w:r>
-        <w:rPr>
-          <w:rFonts w:ascii="Times New Roman" w:hAnsi="Times New Roman" w:cs="Times New Roman"/>
-          <w:sz w:val="22"/>
-          <w:szCs w:val="22"/>
-        </w:rPr>
-        <w:instrText xml:space="preserve"> ADDIN ZOTERO_ITEM CSL_CITATION {"citationID":"R8jHWDuW","properties":{"formattedCitation":"(Liu et al., 2022, 2024)","plainCitation":"(Liu et al., 2022, 2024)","noteIndex":0},"citationItems":[{"id":1193,"uris":["http://zotero.org/users/9738374/items/JBVJE6NE"],"itemData":{"id":1193,"type":"article-journal","container-title":"Journal of Geographical Systems","ISSN":"1435-5949","journalAbbreviation":"Journal of Geographical Systems","license":"All rights reserved","note":"publisher: Springer","page":"1-23","title":"Realizable accessibility: evaluating the reliability of public transit accessibility using high-resolution real-time data","author":[{"family":"Liu","given":"Luyu"},{"family":"Porr","given":"Adam"},{"family":"Miller","given":"Harvey J"}],"issued":{"date-parts":[["2022"]]}}},{"id":1083,"uris":["http://zotero.org/users/9738374/items/DPK3HA5F"],"itemData":{"id":1083,"type":"article-journal","container-title":"Journal of Transport Geography","ISSN":"0966-6923","journalAbbreviation":"Journal of Transport Geography","note":"publisher: Elsevier","page":"103769","title":"Measuring the impacts of disruptions on public transit accessibility and reliability","volume":"114","author":[{"family":"Liu","given":"Luyu"},{"family":"Porr","given":"Adam"},{"family":"Miller","given":"Harvey J"}],"issued":{"date-parts":[["2024"]]}}}],"schema":"https://github.com/citation-style-language/schema/raw/master/csl-citation.json"} </w:instrText>
-      </w:r>
-      <w:r>
-        <w:rPr>
-          <w:rFonts w:ascii="Times New Roman" w:hAnsi="Times New Roman" w:cs="Times New Roman"/>
-          <w:sz w:val="22"/>
-          <w:szCs w:val="22"/>
-        </w:rPr>
-        <w:fldChar w:fldCharType="separate"/>
-      </w:r>
-      <w:r>
-        <w:rPr>
-          <w:rFonts w:ascii="Times New Roman" w:hAnsi="Times New Roman" w:cs="Times New Roman"/>
-          <w:sz w:val="22"/>
-        </w:rPr>
-        <w:t>(Liu et al., 2022, 2024)</w:t>
-      </w:r>
-      <w:r>
-        <w:rPr>
-          <w:rFonts w:ascii="Times New Roman" w:hAnsi="Times New Roman" w:cs="Times New Roman"/>
-          <w:sz w:val="22"/>
-          <w:szCs w:val="22"/>
-        </w:rPr>
-        <w:fldChar w:fldCharType="end"/>
-      </w:r>
-      <w:r>
-        <w:rPr>
-          <w:rFonts w:ascii="Times New Roman" w:hAnsi="Times New Roman" w:cs="Times New Roman"/>
-          <w:sz w:val="22"/>
-          <w:szCs w:val="22"/>
-        </w:rPr>
-        <w:t>.</w:t>
-      </w:r>
-      <w:r>
-        <w:rPr>
-          <w:rFonts w:ascii="Times New Roman" w:hAnsi="Times New Roman" w:cs="Times New Roman"/>
-          <w:sz w:val="22"/>
-          <w:szCs w:val="22"/>
-        </w:rPr>
-        <w:t xml:space="preserve"> </w:t>
+        <w:t>TransitPD also derives On-Time Score, similar to Walk Score, to</w:t>
+      </w:r>
+      <w:r>
+        <w:rPr>
+          <w:rFonts w:ascii="Times New Roman" w:hAnsi="Times New Roman" w:cs="Times New Roman"/>
+          <w:sz w:val="22"/>
+          <w:szCs w:val="22"/>
+        </w:rPr>
+        <w:t xml:space="preserve"> measure</w:t>
+      </w:r>
+      <w:r>
+        <w:rPr>
+          <w:rFonts w:ascii="Times New Roman" w:hAnsi="Times New Roman" w:cs="Times New Roman"/>
+          <w:sz w:val="22"/>
+          <w:szCs w:val="22"/>
+        </w:rPr>
+        <w:t xml:space="preserve"> the on-time performance of a system, a neighborhood, a route, or even a bus stop. </w:t>
       </w:r>
     </w:p>
     <w:p>
@@ -1371,6 +1351,48 @@
           <w:szCs w:val="22"/>
         </w:rPr>
         <w:t>and predict potential disruptions under varying operational, environmental, and social conditions.</w:t>
+      </w:r>
+    </w:p>
+    <w:p>
+      <w:pPr>
+        <w:pStyle w:val="ListParagraph"/>
+        <w:numPr>
+          <w:ilvl w:val="0"/>
+          <w:numId w:val="5"/>
+        </w:numPr>
+        <w:spacing w:before="40" w:after="0" w:line="240" w:lineRule="auto"/>
+        <w:jc w:val="both"/>
+        <w:rPr>
+          <w:rFonts w:ascii="Times New Roman" w:hAnsi="Times New Roman" w:cs="Times New Roman"/>
+          <w:sz w:val="22"/>
+          <w:szCs w:val="22"/>
+        </w:rPr>
+      </w:pPr>
+      <w:r>
+        <w:rPr>
+          <w:rFonts w:ascii="Times New Roman" w:hAnsi="Times New Roman" w:cs="Times New Roman"/>
+          <w:b/>
+          <w:bCs/>
+          <w:sz w:val="22"/>
+          <w:szCs w:val="22"/>
+        </w:rPr>
+        <w:t>Improved accuracy and reliability</w:t>
+      </w:r>
+      <w:r>
+        <w:rPr>
+          <w:rFonts w:ascii="Times New Roman" w:hAnsi="Times New Roman" w:cs="Times New Roman"/>
+          <w:sz w:val="22"/>
+          <w:szCs w:val="22"/>
+        </w:rPr>
+        <w:t>:</w:t>
+      </w:r>
+      <w:r>
+        <w:rPr>
+          <w:rFonts w:ascii="Times New Roman" w:hAnsi="Times New Roman" w:cs="Times New Roman"/>
+          <w:sz w:val="22"/>
+          <w:szCs w:val="22"/>
+        </w:rPr>
+        <w:t xml:space="preserve"> Static data have been proven to be biased and less reliable compared to real-time data; however, due to the </w:t>
       </w:r>
     </w:p>
     <w:p>
@@ -3164,6 +3186,7 @@
   <w:style w:type="character" w:default="1" w:styleId="DefaultParagraphFont">
     <w:name w:val="Default Paragraph Font"/>
     <w:uiPriority w:val="1"/>
+    <w:semiHidden/>
     <w:unhideWhenUsed/>
   </w:style>
   <w:style w:type="table" w:default="1" w:styleId="TableNormal">

--- a/doc/synopsis.docx
+++ b/doc/synopsis.docx
@@ -409,7 +409,31 @@
           <w:sz w:val="22"/>
           <w:szCs w:val="22"/>
         </w:rPr>
-        <w:t>Current data, such as G</w:t>
+        <w:t>The</w:t>
+      </w:r>
+      <w:r>
+        <w:rPr>
+          <w:rFonts w:ascii="Times New Roman" w:hAnsi="Times New Roman" w:cs="Times New Roman"/>
+          <w:sz w:val="22"/>
+          <w:szCs w:val="22"/>
+        </w:rPr>
+        <w:t xml:space="preserve"> data</w:t>
+      </w:r>
+      <w:r>
+        <w:rPr>
+          <w:rFonts w:ascii="Times New Roman" w:hAnsi="Times New Roman" w:cs="Times New Roman"/>
+          <w:sz w:val="22"/>
+          <w:szCs w:val="22"/>
+        </w:rPr>
+        <w:t xml:space="preserve"> to generate these insights</w:t>
+      </w:r>
+      <w:r>
+        <w:rPr>
+          <w:rFonts w:ascii="Times New Roman" w:hAnsi="Times New Roman" w:cs="Times New Roman"/>
+          <w:sz w:val="22"/>
+          <w:szCs w:val="22"/>
+        </w:rPr>
+        <w:t>, such as G</w:t>
       </w:r>
       <w:r>
         <w:rPr>
@@ -960,90 +984,15 @@
           <w:sz w:val="22"/>
           <w:szCs w:val="22"/>
         </w:rPr>
-        <w:t>. It</w:t>
-      </w:r>
-      <w:r>
-        <w:t xml:space="preserve"> </w:t>
-      </w:r>
-      <w:r>
-        <w:rPr>
-          <w:rFonts w:ascii="Times New Roman" w:hAnsi="Times New Roman" w:cs="Times New Roman"/>
-          <w:sz w:val="22"/>
-          <w:szCs w:val="22"/>
-        </w:rPr>
-        <w:t>also</w:t>
-      </w:r>
-      <w:r>
-        <w:rPr>
-          <w:rFonts w:ascii="Times New Roman" w:hAnsi="Times New Roman" w:cs="Times New Roman"/>
-          <w:sz w:val="22"/>
-          <w:szCs w:val="22"/>
-        </w:rPr>
-        <w:t xml:space="preserve"> provide</w:t>
-      </w:r>
-      <w:r>
-        <w:rPr>
-          <w:rFonts w:ascii="Times New Roman" w:hAnsi="Times New Roman" w:cs="Times New Roman"/>
-          <w:sz w:val="22"/>
-          <w:szCs w:val="22"/>
-        </w:rPr>
-        <w:t>s</w:t>
-      </w:r>
-      <w:r>
-        <w:rPr>
-          <w:rFonts w:ascii="Times New Roman" w:hAnsi="Times New Roman" w:cs="Times New Roman"/>
-          <w:sz w:val="22"/>
-          <w:szCs w:val="22"/>
-        </w:rPr>
-        <w:t xml:space="preserve"> accessible real-time data </w:t>
-      </w:r>
-      <w:r>
-        <w:rPr>
-          <w:rFonts w:ascii="Times New Roman" w:hAnsi="Times New Roman" w:cs="Times New Roman"/>
-          <w:sz w:val="22"/>
-          <w:szCs w:val="22"/>
-        </w:rPr>
-        <w:t>API</w:t>
-      </w:r>
-      <w:r>
-        <w:rPr>
-          <w:rFonts w:ascii="Times New Roman" w:hAnsi="Times New Roman" w:cs="Times New Roman"/>
-          <w:sz w:val="22"/>
-          <w:szCs w:val="22"/>
-        </w:rPr>
-        <w:t>s</w:t>
-      </w:r>
-      <w:r>
-        <w:rPr>
-          <w:rFonts w:ascii="Times New Roman" w:hAnsi="Times New Roman" w:cs="Times New Roman"/>
-          <w:sz w:val="22"/>
-          <w:szCs w:val="22"/>
-        </w:rPr>
-        <w:t xml:space="preserve"> </w:t>
-      </w:r>
-      <w:r>
-        <w:rPr>
-          <w:rFonts w:ascii="Times New Roman" w:hAnsi="Times New Roman" w:cs="Times New Roman"/>
-          <w:sz w:val="22"/>
-          <w:szCs w:val="22"/>
-        </w:rPr>
-        <w:t>for evidence-based planning</w:t>
-      </w:r>
-      <w:r>
-        <w:rPr>
-          <w:rFonts w:ascii="Times New Roman" w:hAnsi="Times New Roman" w:cs="Times New Roman"/>
-          <w:sz w:val="22"/>
-          <w:szCs w:val="22"/>
-        </w:rPr>
-        <w:t>.</w:t>
-      </w:r>
-      <w:r>
-        <w:rPr>
-          <w:rFonts w:ascii="Times New Roman" w:hAnsi="Times New Roman" w:cs="Times New Roman"/>
-          <w:sz w:val="22"/>
-          <w:szCs w:val="22"/>
-        </w:rPr>
-        <w:t xml:space="preserve"> </w:t>
+        <w:t xml:space="preserve">. </w:t>
+      </w:r>
+      <w:r>
+        <w:rPr>
+          <w:rFonts w:ascii="Times New Roman" w:hAnsi="Times New Roman" w:cs="Times New Roman"/>
+          <w:sz w:val="22"/>
+          <w:szCs w:val="22"/>
+        </w:rPr>
+        <w:t>The data also serves as an open test bed for developing and benchmarking AI and machine learning algorithms for anomaly detection, prediction, and optimization.</w:t>
       </w:r>
     </w:p>
     <w:p>
@@ -1069,47 +1018,47 @@
           <w:sz w:val="22"/>
           <w:szCs w:val="22"/>
         </w:rPr>
-        <w:t xml:space="preserve">Integrated </w:t>
-      </w:r>
-      <w:r>
-        <w:rPr>
-          <w:rFonts w:ascii="Times New Roman" w:hAnsi="Times New Roman" w:cs="Times New Roman"/>
-          <w:b/>
-          <w:bCs/>
-          <w:sz w:val="22"/>
-          <w:szCs w:val="22"/>
-        </w:rPr>
-        <w:t>i</w:t>
-      </w:r>
-      <w:r>
-        <w:rPr>
-          <w:rFonts w:ascii="Times New Roman" w:hAnsi="Times New Roman" w:cs="Times New Roman"/>
-          <w:b/>
-          <w:bCs/>
-          <w:sz w:val="22"/>
-          <w:szCs w:val="22"/>
-        </w:rPr>
-        <w:t xml:space="preserve">nsight </w:t>
-      </w:r>
-      <w:r>
-        <w:rPr>
-          <w:rFonts w:ascii="Times New Roman" w:hAnsi="Times New Roman" w:cs="Times New Roman"/>
-          <w:b/>
-          <w:bCs/>
-          <w:sz w:val="22"/>
-          <w:szCs w:val="22"/>
-        </w:rPr>
-        <w:t>g</w:t>
-      </w:r>
-      <w:r>
-        <w:rPr>
-          <w:rFonts w:ascii="Times New Roman" w:hAnsi="Times New Roman" w:cs="Times New Roman"/>
-          <w:b/>
-          <w:bCs/>
-          <w:sz w:val="22"/>
-          <w:szCs w:val="22"/>
-        </w:rPr>
-        <w:t>eneration</w:t>
+        <w:t>H</w:t>
+      </w:r>
+      <w:r>
+        <w:rPr>
+          <w:rFonts w:ascii="Times New Roman" w:hAnsi="Times New Roman" w:cs="Times New Roman"/>
+          <w:b/>
+          <w:bCs/>
+          <w:sz w:val="22"/>
+          <w:szCs w:val="22"/>
+        </w:rPr>
+        <w:t>ig</w:t>
+      </w:r>
+      <w:r>
+        <w:rPr>
+          <w:rFonts w:ascii="Times New Roman" w:hAnsi="Times New Roman" w:cs="Times New Roman"/>
+          <w:b/>
+          <w:bCs/>
+          <w:sz w:val="22"/>
+          <w:szCs w:val="22"/>
+        </w:rPr>
+        <w:t>h-</w:t>
+      </w:r>
+      <w:r>
+        <w:rPr>
+          <w:rFonts w:ascii="Times New Roman" w:hAnsi="Times New Roman" w:cs="Times New Roman"/>
+          <w:b/>
+          <w:bCs/>
+          <w:sz w:val="22"/>
+          <w:szCs w:val="22"/>
+        </w:rPr>
+        <w:t xml:space="preserve">fidelity </w:t>
+      </w:r>
+      <w:r>
+        <w:rPr>
+          <w:rFonts w:ascii="Times New Roman" w:hAnsi="Times New Roman" w:cs="Times New Roman"/>
+          <w:b/>
+          <w:bCs/>
+          <w:sz w:val="22"/>
+          <w:szCs w:val="22"/>
+        </w:rPr>
+        <w:t>performance monitoring</w:t>
       </w:r>
       <w:r>
         <w:rPr>
@@ -1351,6 +1300,14 @@
           <w:szCs w:val="22"/>
         </w:rPr>
         <w:t>and predict potential disruptions under varying operational, environmental, and social conditions.</w:t>
+      </w:r>
+      <w:r>
+        <w:rPr>
+          <w:rFonts w:ascii="Times New Roman" w:hAnsi="Times New Roman" w:cs="Times New Roman"/>
+          <w:sz w:val="22"/>
+          <w:szCs w:val="22"/>
+        </w:rPr>
+        <w:t xml:space="preserve"> </w:t>
       </w:r>
     </w:p>
     <w:p>
@@ -3186,7 +3143,6 @@
   <w:style w:type="character" w:default="1" w:styleId="DefaultParagraphFont">
     <w:name w:val="Default Paragraph Font"/>
     <w:uiPriority w:val="1"/>
-    <w:semiHidden/>
     <w:unhideWhenUsed/>
   </w:style>
   <w:style w:type="table" w:default="1" w:styleId="TableNormal">
